--- a/other files/pset4/pset4.docx
+++ b/other files/pset4/pset4.docx
@@ -2,6 +2,116 @@
 <file path=word/document.xml><?xml version="1.0" encoding="utf-8"?>
 <w:document xmlns:wpc="http://schemas.microsoft.com/office/word/2010/wordprocessingCanvas" xmlns:cx="http://schemas.microsoft.com/office/drawing/2014/chartex" xmlns:cx1="http://schemas.microsoft.com/office/drawing/2015/9/8/chartex" xmlns:cx2="http://schemas.microsoft.com/office/drawing/2015/10/21/chartex" xmlns:cx3="http://schemas.microsoft.com/office/drawing/2016/5/9/chartex" xmlns:cx4="http://schemas.microsoft.com/office/drawing/2016/5/10/chartex" xmlns:cx5="http://schemas.microsoft.com/office/drawing/2016/5/11/chartex" xmlns:cx6="http://schemas.microsoft.com/office/drawing/2016/5/12/chartex" xmlns:cx7="http://schemas.microsoft.com/office/drawing/2016/5/13/chartex" xmlns:cx8="http://schemas.microsoft.com/office/drawing/2016/5/14/chartex" xmlns:mc="http://schemas.openxmlformats.org/markup-compatibility/2006" xmlns:aink="http://schemas.microsoft.com/office/drawing/2016/ink" xmlns:am3d="http://schemas.microsoft.com/office/drawing/2017/model3d" xmlns:o="urn:schemas-microsoft-com:office:office" xmlns:oel="http://schemas.microsoft.com/office/2019/extlst" xmlns:r="http://schemas.openxmlformats.org/officeDocument/2006/relationships" xmlns:m="http://schemas.openxmlformats.org/officeDocument/2006/math" xmlns:v="urn:schemas-microsoft-com:vml" xmlns:wp14="http://schemas.microsoft.com/office/word/2010/wordprocessingDrawing" xmlns:wp="http://schemas.openxmlformats.org/drawingml/2006/wordprocessingDrawing" xmlns:w10="urn:schemas-microsoft-com:office:word" xmlns:w="http://schemas.openxmlformats.org/wordprocessingml/2006/main" xmlns:w14="http://schemas.microsoft.com/office/word/2010/wordml" xmlns:w15="http://schemas.microsoft.com/office/word/2012/wordml" xmlns:w16cex="http://schemas.microsoft.com/office/word/2018/wordml/cex" xmlns:w16cid="http://schemas.microsoft.com/office/word/2016/wordml/cid" xmlns:w16="http://schemas.microsoft.com/office/word/2018/wordml" xmlns:w16du="http://schemas.microsoft.com/office/word/2023/wordml/word16du" xmlns:w16sdtdh="http://schemas.microsoft.com/office/word/2020/wordml/sdtdatahash" xmlns:w16sdtfl="http://schemas.microsoft.com/office/word/2024/wordml/sdtformatlock" xmlns:w16se="http://schemas.microsoft.com/office/word/2015/wordml/symex" xmlns:wpg="http://schemas.microsoft.com/office/word/2010/wordprocessingGroup" xmlns:wpi="http://schemas.microsoft.com/office/word/2010/wordprocessingInk" xmlns:wne="http://schemas.microsoft.com/office/word/2006/wordml" xmlns:wps="http://schemas.microsoft.com/office/word/2010/wordprocessingShape" mc:Ignorable="w14 w15 w16se w16cid w16 w16cex w16sdtdh w16sdtfl w16du wp14">
   <w:body>
+    <w:p>
+      <w:pPr>
+        <w:pStyle w:val="a3"/>
+        <w:jc w:val="both"/>
+        <w:rPr>
+          <w:rFonts w:ascii="Times New Roman" w:hAnsi="Times New Roman" w:cs="Times New Roman" w:hint="eastAsia"/>
+          <w:b/>
+          <w:bCs/>
+          <w:sz w:val="40"/>
+          <w:szCs w:val="40"/>
+        </w:rPr>
+      </w:pPr>
+      <w:bookmarkStart w:id="0" w:name="_Toc227071683"/>
+      <w:r>
+        <w:rPr>
+          <w:rFonts w:ascii="Times New Roman" w:hAnsi="Times New Roman" w:cs="Times New Roman"/>
+          <w:b/>
+          <w:bCs/>
+          <w:sz w:val="40"/>
+          <w:szCs w:val="40"/>
+        </w:rPr>
+        <w:t>Pset</w:t>
+      </w:r>
+      <w:r>
+        <w:rPr>
+          <w:rFonts w:ascii="Times New Roman" w:hAnsi="Times New Roman" w:cs="Times New Roman" w:hint="eastAsia"/>
+          <w:b/>
+          <w:bCs/>
+          <w:sz w:val="40"/>
+          <w:szCs w:val="40"/>
+        </w:rPr>
+        <w:t>4</w:t>
+      </w:r>
+      <w:r>
+        <w:rPr>
+          <w:rFonts w:ascii="Times New Roman" w:hAnsi="Times New Roman" w:cs="Times New Roman"/>
+          <w:b/>
+          <w:bCs/>
+          <w:sz w:val="40"/>
+          <w:szCs w:val="40"/>
+        </w:rPr>
+        <w:t xml:space="preserve"> – </w:t>
+      </w:r>
+      <w:bookmarkEnd w:id="0"/>
+      <w:r>
+        <w:rPr>
+          <w:rFonts w:ascii="Times New Roman" w:hAnsi="Times New Roman" w:cs="Times New Roman" w:hint="eastAsia"/>
+          <w:b/>
+          <w:bCs/>
+          <w:sz w:val="40"/>
+          <w:szCs w:val="40"/>
+        </w:rPr>
+        <w:t>Card Game Redesign</w:t>
+      </w:r>
+    </w:p>
+    <w:p>
+      <w:pPr>
+        <w:rPr>
+          <w:rFonts w:ascii="Times New Roman" w:hAnsi="Times New Roman" w:cs="Times New Roman" w:hint="eastAsia"/>
+          <w:kern w:val="36"/>
+          <w:sz w:val="22"/>
+        </w:rPr>
+      </w:pPr>
+      <w:r>
+        <w:rPr>
+          <w:rFonts w:ascii="Times New Roman" w:hAnsi="Times New Roman" w:cs="Times New Roman" w:hint="eastAsia"/>
+          <w:kern w:val="36"/>
+          <w:sz w:val="22"/>
+        </w:rPr>
+        <w:t>Learning something from the game.</w:t>
+      </w:r>
+    </w:p>
+    <w:p>
+      <w:pPr>
+        <w:rPr>
+          <w:rFonts w:ascii="Times New Roman" w:hAnsi="Times New Roman" w:cs="Times New Roman"/>
+          <w:kern w:val="36"/>
+          <w:sz w:val="22"/>
+        </w:rPr>
+      </w:pPr>
+      <w:r>
+        <w:rPr>
+          <w:rFonts w:ascii="Times New Roman" w:hAnsi="Times New Roman" w:cs="Times New Roman"/>
+          <w:kern w:val="36"/>
+          <w:sz w:val="22"/>
+        </w:rPr>
+        <w:pict w14:anchorId="468445E5">
+          <v:rect id="_x0000_i1043" style="width:0;height:1.5pt" o:hralign="center" o:hrstd="t" o:hr="t" fillcolor="#a0a0a0" stroked="f"/>
+        </w:pict>
+      </w:r>
+    </w:p>
+    <w:p>
+      <w:pPr>
+        <w:pStyle w:val="TOC1"/>
+        <w:widowControl w:val="0"/>
+        <w:tabs>
+          <w:tab w:val="right" w:leader="dot" w:pos="8296"/>
+        </w:tabs>
+        <w:spacing w:after="0" w:line="240" w:lineRule="auto"/>
+        <w:jc w:val="both"/>
+        <w:rPr>
+          <w:rFonts w:ascii="Times New Roman" w:hAnsi="Times New Roman"/>
+          <w:noProof/>
+          <w:color w:val="467886" w:themeColor="hyperlink"/>
+          <w:kern w:val="2"/>
+          <w:sz w:val="21"/>
+          <w:u w:val="single"/>
+        </w:rPr>
+      </w:pPr>
+    </w:p>
     <w:sdt>
       <w:sdtPr>
         <w:rPr>
@@ -32,11 +142,11 @@
             <w:pStyle w:val="TOC"/>
             <w:jc w:val="center"/>
             <w:rPr>
-              <w:rFonts w:ascii="Times New Roman" w:hAnsi="Times New Roman" w:cs="Times New Roman"/>
-              <w:b/>
-              <w:bCs/>
-              <w:sz w:val="40"/>
-              <w:szCs w:val="40"/>
+              <w:rFonts w:ascii="Times New Roman" w:eastAsiaTheme="minorEastAsia" w:hAnsi="Times New Roman" w:cs="Times New Roman"/>
+              <w:color w:val="auto"/>
+              <w:kern w:val="2"/>
+              <w:sz w:val="21"/>
+              <w:szCs w:val="22"/>
               <w:lang w:val="zh-CN"/>
             </w:rPr>
           </w:pPr>
@@ -3002,19 +3112,14 @@
         <w:p>
           <w:pPr>
             <w:pStyle w:val="TOC1"/>
-            <w:widowControl w:val="0"/>
             <w:tabs>
               <w:tab w:val="right" w:leader="dot" w:pos="8296"/>
             </w:tabs>
-            <w:spacing w:after="0" w:line="240" w:lineRule="auto"/>
-            <w:jc w:val="both"/>
             <w:rPr>
               <w:rFonts w:ascii="Times New Roman" w:hAnsi="Times New Roman"/>
-              <w:noProof/>
-              <w:color w:val="467886" w:themeColor="hyperlink"/>
-              <w:kern w:val="2"/>
-              <w:sz w:val="21"/>
-              <w:u w:val="single"/>
+              <w:b/>
+              <w:bCs/>
+              <w:lang w:val="zh-CN"/>
             </w:rPr>
           </w:pPr>
           <w:r>
@@ -3032,6 +3137,13 @@
     </w:sdt>
     <w:p>
       <w:pPr>
+        <w:rPr>
+          <w:rFonts w:hint="eastAsia"/>
+        </w:rPr>
+      </w:pPr>
+    </w:p>
+    <w:p>
+      <w:pPr>
         <w:pStyle w:val="1"/>
         <w:rPr>
           <w:rFonts w:ascii="Times New Roman" w:hAnsi="Times New Roman" w:cs="Times New Roman"/>
@@ -3041,8 +3153,7 @@
           <w:szCs w:val="32"/>
         </w:rPr>
       </w:pPr>
-      <w:bookmarkStart w:id="0" w:name="_Toc228731839"/>
-      <w:proofErr w:type="spellStart"/>
+      <w:bookmarkStart w:id="1" w:name="_Toc228731839"/>
       <w:r>
         <w:rPr>
           <w:rFonts w:ascii="Times New Roman" w:hAnsi="Times New Roman" w:cs="Times New Roman"/>
@@ -3051,31 +3162,27 @@
           <w:sz w:val="32"/>
           <w:szCs w:val="32"/>
         </w:rPr>
-        <w:t>I.Game</w:t>
-      </w:r>
-      <w:proofErr w:type="spellEnd"/>
-      <w:r>
+        <w:t>I.Game Link and Introduction</w:t>
+      </w:r>
+      <w:bookmarkEnd w:id="1"/>
+    </w:p>
+    <w:p>
+      <w:pPr>
+        <w:rPr>
+          <w:rFonts w:hint="eastAsia"/>
+        </w:rPr>
+      </w:pPr>
+    </w:p>
+    <w:p>
+      <w:pPr>
         <w:rPr>
           <w:rFonts w:ascii="Times New Roman" w:hAnsi="Times New Roman" w:cs="Times New Roman"/>
           <w:b/>
           <w:bCs/>
-          <w:sz w:val="32"/>
-          <w:szCs w:val="32"/>
-        </w:rPr>
-        <w:t xml:space="preserve"> Link and Introduction</w:t>
-      </w:r>
-      <w:bookmarkEnd w:id="0"/>
-    </w:p>
-    <w:p>
-      <w:pPr>
-        <w:rPr>
-          <w:rFonts w:ascii="Times New Roman" w:hAnsi="Times New Roman" w:cs="Times New Roman" w:hint="eastAsia"/>
-          <w:b/>
-          <w:bCs/>
-          <w:szCs w:val="21"/>
-        </w:rPr>
-      </w:pPr>
-      <w:hyperlink r:id="rId5" w:history="1">
+          <w:szCs w:val="21"/>
+        </w:rPr>
+      </w:pPr>
+      <w:hyperlink r:id="rId7" w:history="1">
         <w:r>
           <w:rPr>
             <w:rStyle w:val="ae"/>
@@ -3095,7 +3202,7 @@
           <w:szCs w:val="21"/>
         </w:rPr>
       </w:pPr>
-      <w:bookmarkStart w:id="1" w:name="_Toc228731840"/>
+      <w:bookmarkStart w:id="2" w:name="_Toc228731840"/>
       <w:r>
         <w:rPr>
           <w:rFonts w:ascii="Times New Roman" w:eastAsiaTheme="majorEastAsia" w:hAnsi="Times New Roman" w:cs="Times New Roman"/>
@@ -3107,21 +3214,29 @@
         </w:rPr>
         <w:t>Game Overview</w:t>
       </w:r>
-      <w:bookmarkEnd w:id="1"/>
-    </w:p>
-    <w:p>
-      <w:pPr>
-        <w:rPr>
-          <w:rFonts w:ascii="Times New Roman" w:hAnsi="Times New Roman" w:cs="Times New Roman"/>
-          <w:szCs w:val="21"/>
-        </w:rPr>
-      </w:pPr>
-      <w:r>
-        <w:rPr>
-          <w:rFonts w:ascii="Times New Roman" w:hAnsi="Times New Roman" w:cs="Times New Roman"/>
-          <w:szCs w:val="21"/>
-        </w:rPr>
-        <w:t>Future Waves: 2036 Career Lab is a 5-step digital card game that reimagines the original Future Scanning activity as an interactive web experience.</w:t>
+      <w:bookmarkEnd w:id="2"/>
+    </w:p>
+    <w:p>
+      <w:pPr>
+        <w:rPr>
+          <w:rFonts w:ascii="Times New Roman" w:hAnsi="Times New Roman" w:cs="Times New Roman"/>
+          <w:szCs w:val="21"/>
+        </w:rPr>
+      </w:pPr>
+      <w:r>
+        <w:rPr>
+          <w:rFonts w:ascii="Times New Roman" w:hAnsi="Times New Roman" w:cs="Times New Roman"/>
+          <w:szCs w:val="21"/>
+        </w:rPr>
+        <w:t xml:space="preserve">Future Waves: 2036 Career Lab is a 5-step digital card game that reimagines the original Future </w:t>
+      </w:r>
+      <w:r>
+        <w:rPr>
+          <w:rFonts w:ascii="Times New Roman" w:hAnsi="Times New Roman" w:cs="Times New Roman"/>
+          <w:szCs w:val="21"/>
+        </w:rPr>
+        <w:lastRenderedPageBreak/>
+        <w:t>Scanning activity as an interactive web experience.</w:t>
       </w:r>
     </w:p>
     <w:p>
@@ -3231,7 +3346,6 @@
           <w:rFonts w:ascii="Times New Roman" w:hAnsi="Times New Roman" w:cs="Times New Roman"/>
           <w:szCs w:val="21"/>
         </w:rPr>
-        <w:lastRenderedPageBreak/>
         <w:t>generate a complete 2036 career report and receive AI prompt templates for further exploration.</w:t>
       </w:r>
     </w:p>
@@ -3246,7 +3360,7 @@
           <w:szCs w:val="24"/>
         </w:rPr>
       </w:pPr>
-      <w:bookmarkStart w:id="2" w:name="_Toc228731841"/>
+      <w:bookmarkStart w:id="3" w:name="_Toc228731841"/>
       <w:r>
         <w:rPr>
           <w:rFonts w:ascii="Times New Roman" w:eastAsiaTheme="majorEastAsia" w:hAnsi="Times New Roman" w:cs="Times New Roman"/>
@@ -3258,7 +3372,7 @@
         </w:rPr>
         <w:t>One-sentence description</w:t>
       </w:r>
-      <w:bookmarkEnd w:id="2"/>
+      <w:bookmarkEnd w:id="3"/>
     </w:p>
     <w:p>
       <w:pPr>
@@ -3278,6 +3392,7 @@
     <w:p>
       <w:pPr>
         <w:rPr>
+          <w:rFonts w:hint="eastAsia"/>
           <w:b/>
           <w:bCs/>
           <w:color w:val="0F4761" w:themeColor="accent1" w:themeShade="BF"/>
@@ -3285,7 +3400,7 @@
           <w:szCs w:val="24"/>
         </w:rPr>
       </w:pPr>
-      <w:bookmarkStart w:id="3" w:name="_Toc228731842"/>
+      <w:bookmarkStart w:id="4" w:name="_Toc228731842"/>
       <w:r>
         <w:rPr>
           <w:rFonts w:ascii="Times New Roman" w:eastAsiaTheme="majorEastAsia" w:hAnsi="Times New Roman" w:cs="Times New Roman"/>
@@ -3297,7 +3412,7 @@
         </w:rPr>
         <w:t>Target learners &amp; usage</w:t>
       </w:r>
-      <w:bookmarkEnd w:id="3"/>
+      <w:bookmarkEnd w:id="4"/>
     </w:p>
     <w:p>
       <w:pPr>
@@ -3325,7 +3440,7 @@
           <w:szCs w:val="24"/>
         </w:rPr>
       </w:pPr>
-      <w:bookmarkStart w:id="4" w:name="_Toc228731843"/>
+      <w:bookmarkStart w:id="5" w:name="_Toc228731843"/>
       <w:r>
         <w:rPr>
           <w:rFonts w:ascii="Times New Roman" w:eastAsiaTheme="majorEastAsia" w:hAnsi="Times New Roman" w:cs="Times New Roman"/>
@@ -3337,7 +3452,7 @@
         </w:rPr>
         <w:t>AI-Supported Experience</w:t>
       </w:r>
-      <w:bookmarkEnd w:id="4"/>
+      <w:bookmarkEnd w:id="5"/>
     </w:p>
     <w:p>
       <w:pPr>
@@ -3438,29 +3553,13 @@
           <w:rFonts w:ascii="Times New Roman" w:hAnsi="Times New Roman" w:cs="Times New Roman"/>
           <w:szCs w:val="21"/>
         </w:rPr>
-        <w:t xml:space="preserve">These prompts are designed to be copy–paste friendly for </w:t>
-      </w:r>
-      <w:proofErr w:type="spellStart"/>
-      <w:r>
-        <w:rPr>
-          <w:rFonts w:ascii="Times New Roman" w:hAnsi="Times New Roman" w:cs="Times New Roman"/>
-          <w:szCs w:val="21"/>
-        </w:rPr>
-        <w:t>Coze</w:t>
-      </w:r>
-      <w:proofErr w:type="spellEnd"/>
-      <w:r>
-        <w:rPr>
-          <w:rFonts w:ascii="Times New Roman" w:hAnsi="Times New Roman" w:cs="Times New Roman"/>
-          <w:szCs w:val="21"/>
-        </w:rPr>
-        <w:t xml:space="preserve"> assistant, Students can experience the actual interaction on the webpage, while this document highlights a few core prompts as examples.</w:t>
-      </w:r>
-    </w:p>
-    <w:p>
-      <w:pPr>
-        <w:rPr>
-          <w:rFonts w:ascii="Times New Roman" w:hAnsi="Times New Roman" w:cs="Times New Roman" w:hint="eastAsia"/>
+        <w:t>These prompts are designed to be copy–paste friendly for Coze assistant, Students can experience the actual interaction on the webpage, while this document highlights a few core prompts as examples.</w:t>
+      </w:r>
+    </w:p>
+    <w:p>
+      <w:pPr>
+        <w:rPr>
+          <w:rFonts w:ascii="Times New Roman" w:hAnsi="Times New Roman" w:cs="Times New Roman"/>
           <w:szCs w:val="21"/>
         </w:rPr>
       </w:pPr>
@@ -3483,7 +3582,7 @@
           <w:szCs w:val="32"/>
         </w:rPr>
       </w:pPr>
-      <w:bookmarkStart w:id="5" w:name="_Toc228731844"/>
+      <w:bookmarkStart w:id="6" w:name="_Toc228731844"/>
       <w:r>
         <w:rPr>
           <w:rFonts w:ascii="Times New Roman" w:hAnsi="Times New Roman" w:cs="Times New Roman"/>
@@ -3514,7 +3613,7 @@
         </w:rPr>
         <w:t>Learning Objectives</w:t>
       </w:r>
-      <w:bookmarkEnd w:id="5"/>
+      <w:bookmarkEnd w:id="6"/>
     </w:p>
     <w:p>
       <w:pPr>
@@ -3585,6 +3684,7 @@
           <w:rFonts w:ascii="Times New Roman" w:hAnsi="Times New Roman" w:cs="Times New Roman"/>
           <w:szCs w:val="21"/>
         </w:rPr>
+        <w:lastRenderedPageBreak/>
         <w:t>[Echo "engage meaningfully even if not interested"] Engage meaningfully with future-thinking through a playful "stage + dress-up" metaphor—designing career missions becomes a visual, low-pressure activity where students see themselves as future agents, regardless of their initial STEM interest.</w:t>
       </w:r>
     </w:p>
@@ -3623,15 +3723,7 @@
           <w:rFonts w:ascii="Times New Roman" w:hAnsi="Times New Roman" w:cs="Times New Roman"/>
           <w:szCs w:val="21"/>
         </w:rPr>
-        <w:t xml:space="preserve">Practice articulating questions and reflections using AI prompt templates that export their </w:t>
-      </w:r>
-      <w:r>
-        <w:rPr>
-          <w:rFonts w:ascii="Times New Roman" w:hAnsi="Times New Roman" w:cs="Times New Roman"/>
-          <w:szCs w:val="21"/>
-        </w:rPr>
-        <w:lastRenderedPageBreak/>
-        <w:t>game data, enabling personalized extension beyond the classroom.</w:t>
+        <w:t>Practice articulating questions and reflections using AI prompt templates that export their game data, enabling personalized extension beyond the classroom.</w:t>
       </w:r>
     </w:p>
     <w:p>
@@ -3645,7 +3737,7 @@
           <w:szCs w:val="32"/>
         </w:rPr>
       </w:pPr>
-      <w:bookmarkStart w:id="6" w:name="_Toc228731845"/>
+      <w:bookmarkStart w:id="7" w:name="_Toc228731845"/>
       <w:r>
         <w:rPr>
           <w:rFonts w:ascii="Times New Roman" w:hAnsi="Times New Roman" w:cs="Times New Roman"/>
@@ -3656,17 +3748,18 @@
         </w:rPr>
         <w:t>III. Design Features</w:t>
       </w:r>
-      <w:bookmarkEnd w:id="6"/>
+      <w:bookmarkEnd w:id="7"/>
     </w:p>
     <w:p>
       <w:pPr>
         <w:pStyle w:val="2"/>
         <w:rPr>
+          <w:rFonts w:hint="eastAsia"/>
           <w:sz w:val="24"/>
           <w:szCs w:val="24"/>
         </w:rPr>
       </w:pPr>
-      <w:bookmarkStart w:id="7" w:name="_Toc228731846"/>
+      <w:bookmarkStart w:id="8" w:name="_Toc228731846"/>
       <w:r>
         <w:rPr>
           <w:rFonts w:ascii="Times New Roman" w:hAnsi="Times New Roman" w:cs="Times New Roman"/>
@@ -3677,7 +3770,7 @@
         </w:rPr>
         <w:t>Design Feature 1: Multi-domain Future Waves with Value Allocation</w:t>
       </w:r>
-      <w:bookmarkEnd w:id="7"/>
+      <w:bookmarkEnd w:id="8"/>
     </w:p>
     <w:p>
       <w:pPr>
@@ -3729,27 +3822,7 @@
           <w:bCs/>
           <w:szCs w:val="21"/>
         </w:rPr>
-        <w:t xml:space="preserve">Classroom problem </w:t>
-      </w:r>
-      <w:proofErr w:type="gramStart"/>
-      <w:r>
-        <w:rPr>
-          <w:rFonts w:ascii="Times New Roman" w:hAnsi="Times New Roman" w:cs="Times New Roman"/>
-          <w:b/>
-          <w:bCs/>
-          <w:szCs w:val="21"/>
-        </w:rPr>
-        <w:t>it</w:t>
-      </w:r>
-      <w:proofErr w:type="gramEnd"/>
-      <w:r>
-        <w:rPr>
-          <w:rFonts w:ascii="Times New Roman" w:hAnsi="Times New Roman" w:cs="Times New Roman"/>
-          <w:b/>
-          <w:bCs/>
-          <w:szCs w:val="21"/>
-        </w:rPr>
-        <w:t xml:space="preserve"> addressed:</w:t>
+        <w:t>Classroom problem it addressed:</w:t>
       </w:r>
     </w:p>
     <w:p>
@@ -3779,23 +3852,7 @@
           <w:rFonts w:ascii="Times New Roman" w:hAnsi="Times New Roman" w:cs="Times New Roman"/>
           <w:szCs w:val="21"/>
         </w:rPr>
-        <w:t xml:space="preserve">Why this design helps: By exposing students to diverse domains (including socio-cultural and wellbeing), the game broadens their perspective. The value allocation mechanic makes personal priorities visible and </w:t>
-      </w:r>
-      <w:proofErr w:type="gramStart"/>
-      <w:r>
-        <w:rPr>
-          <w:rFonts w:ascii="Times New Roman" w:hAnsi="Times New Roman" w:cs="Times New Roman"/>
-          <w:szCs w:val="21"/>
-        </w:rPr>
-        <w:t>debatable—students</w:t>
-      </w:r>
-      <w:proofErr w:type="gramEnd"/>
-      <w:r>
-        <w:rPr>
-          <w:rFonts w:ascii="Times New Roman" w:hAnsi="Times New Roman" w:cs="Times New Roman"/>
-          <w:szCs w:val="21"/>
-        </w:rPr>
-        <w:t xml:space="preserve"> realize there's no "right answer," which lowers anxiety for those who don't see themselves as "STEM people."</w:t>
+        <w:t>Why this design helps: By exposing students to diverse domains (including socio-cultural and wellbeing), the game broadens their perspective. The value allocation mechanic makes personal priorities visible and debatable—students realize there's no "right answer," which lowers anxiety for those who don't see themselves as "STEM people."</w:t>
       </w:r>
     </w:p>
     <w:p>
@@ -3819,7 +3876,7 @@
           <w:szCs w:val="24"/>
         </w:rPr>
       </w:pPr>
-      <w:bookmarkStart w:id="8" w:name="_Toc228731847"/>
+      <w:bookmarkStart w:id="9" w:name="_Toc228731847"/>
       <w:r>
         <w:rPr>
           <w:rFonts w:ascii="Times New Roman" w:hAnsi="Times New Roman" w:cs="Times New Roman"/>
@@ -3830,7 +3887,7 @@
         </w:rPr>
         <w:t>Design Feature 2: STEM Story Builder with Whole-Person Competencies</w:t>
       </w:r>
-      <w:bookmarkEnd w:id="8"/>
+      <w:bookmarkEnd w:id="9"/>
     </w:p>
     <w:p>
       <w:pPr>
@@ -3882,27 +3939,7 @@
           <w:bCs/>
           <w:szCs w:val="21"/>
         </w:rPr>
-        <w:t xml:space="preserve">Classroom problem </w:t>
-      </w:r>
-      <w:proofErr w:type="gramStart"/>
-      <w:r>
-        <w:rPr>
-          <w:rFonts w:ascii="Times New Roman" w:hAnsi="Times New Roman" w:cs="Times New Roman"/>
-          <w:b/>
-          <w:bCs/>
-          <w:szCs w:val="21"/>
-        </w:rPr>
-        <w:t>it</w:t>
-      </w:r>
-      <w:proofErr w:type="gramEnd"/>
-      <w:r>
-        <w:rPr>
-          <w:rFonts w:ascii="Times New Roman" w:hAnsi="Times New Roman" w:cs="Times New Roman"/>
-          <w:b/>
-          <w:bCs/>
-          <w:szCs w:val="21"/>
-        </w:rPr>
-        <w:t xml:space="preserve"> addressed:</w:t>
+        <w:t>Classroom problem it addressed:</w:t>
       </w:r>
     </w:p>
     <w:p>
@@ -3932,39 +3969,7 @@
           <w:rFonts w:ascii="Times New Roman" w:hAnsi="Times New Roman" w:cs="Times New Roman"/>
           <w:szCs w:val="21"/>
         </w:rPr>
-        <w:t xml:space="preserve">Why </w:t>
-      </w:r>
-      <w:proofErr w:type="gramStart"/>
-      <w:r>
-        <w:rPr>
-          <w:rFonts w:ascii="Times New Roman" w:hAnsi="Times New Roman" w:cs="Times New Roman"/>
-          <w:szCs w:val="21"/>
-        </w:rPr>
-        <w:t>this</w:t>
-      </w:r>
-      <w:proofErr w:type="gramEnd"/>
-      <w:r>
-        <w:rPr>
-          <w:rFonts w:ascii="Times New Roman" w:hAnsi="Times New Roman" w:cs="Times New Roman"/>
-          <w:szCs w:val="21"/>
-        </w:rPr>
-        <w:t xml:space="preserve"> design </w:t>
-      </w:r>
-      <w:proofErr w:type="gramStart"/>
-      <w:r>
-        <w:rPr>
-          <w:rFonts w:ascii="Times New Roman" w:hAnsi="Times New Roman" w:cs="Times New Roman"/>
-          <w:szCs w:val="21"/>
-        </w:rPr>
-        <w:t>helps</w:t>
-      </w:r>
-      <w:proofErr w:type="gramEnd"/>
-      <w:r>
-        <w:rPr>
-          <w:rFonts w:ascii="Times New Roman" w:hAnsi="Times New Roman" w:cs="Times New Roman"/>
-          <w:szCs w:val="21"/>
-        </w:rPr>
-        <w:t>: The S-T-E+M structure scaffolds thinking without requiring technical jargon. The whole-person tags explicitly link STEM to human values, making the task accessible to all students. The AI prompt template (see 4.1) provides a "coach" that gently upgrades their ideas, reducing teacher workload and student anxiety.</w:t>
+        <w:t>Why this design helps: The S-T-E+M structure scaffolds thinking without requiring technical jargon. The whole-person tags explicitly link STEM to human values, making the task accessible to all students. The AI prompt template (see 4.1) provides a "coach" that gently upgrades their ideas, reducing teacher workload and student anxiety.</w:t>
       </w:r>
     </w:p>
     <w:p>
@@ -3988,7 +3993,7 @@
           <w:szCs w:val="24"/>
         </w:rPr>
       </w:pPr>
-      <w:bookmarkStart w:id="9" w:name="_Toc228731848"/>
+      <w:bookmarkStart w:id="10" w:name="_Toc228731848"/>
       <w:r>
         <w:rPr>
           <w:rFonts w:ascii="Times New Roman" w:hAnsi="Times New Roman" w:cs="Times New Roman"/>
@@ -3997,9 +4002,10 @@
           <w:sz w:val="24"/>
           <w:szCs w:val="24"/>
         </w:rPr>
+        <w:lastRenderedPageBreak/>
         <w:t>Design Feature 3: Career Mission Stage with Dress-up Metaphor</w:t>
       </w:r>
-      <w:bookmarkEnd w:id="9"/>
+      <w:bookmarkEnd w:id="10"/>
     </w:p>
     <w:p>
       <w:pPr>
@@ -4111,28 +4117,7 @@
           <w:bCs/>
           <w:szCs w:val="21"/>
         </w:rPr>
-        <w:lastRenderedPageBreak/>
-        <w:t xml:space="preserve">Classroom problem it </w:t>
-      </w:r>
-      <w:proofErr w:type="gramStart"/>
-      <w:r>
-        <w:rPr>
-          <w:rFonts w:ascii="Times New Roman" w:hAnsi="Times New Roman" w:cs="Times New Roman"/>
-          <w:b/>
-          <w:bCs/>
-          <w:szCs w:val="21"/>
-        </w:rPr>
-        <w:t>addresses</w:t>
-      </w:r>
-      <w:proofErr w:type="gramEnd"/>
-      <w:r>
-        <w:rPr>
-          <w:rFonts w:ascii="Times New Roman" w:hAnsi="Times New Roman" w:cs="Times New Roman"/>
-          <w:b/>
-          <w:bCs/>
-          <w:szCs w:val="21"/>
-        </w:rPr>
-        <w:t>:</w:t>
+        <w:t>Classroom problem it addresses:</w:t>
       </w:r>
     </w:p>
     <w:p>
@@ -4162,23 +4147,7 @@
           <w:rFonts w:ascii="Times New Roman" w:hAnsi="Times New Roman" w:cs="Times New Roman"/>
           <w:szCs w:val="21"/>
         </w:rPr>
-        <w:t xml:space="preserve">Why this design helps: The stage makes inner imagination visible and shareable. The dress-up metaphor turns abstract choices into playful, low-stakes actions. The visual progress (lighting up accessories) gives a sense of accomplishment, especially </w:t>
-      </w:r>
-      <w:proofErr w:type="gramStart"/>
-      <w:r>
-        <w:rPr>
-          <w:rFonts w:ascii="Times New Roman" w:hAnsi="Times New Roman" w:cs="Times New Roman"/>
-          <w:szCs w:val="21"/>
-        </w:rPr>
-        <w:t>motivating for</w:t>
-      </w:r>
-      <w:proofErr w:type="gramEnd"/>
-      <w:r>
-        <w:rPr>
-          <w:rFonts w:ascii="Times New Roman" w:hAnsi="Times New Roman" w:cs="Times New Roman"/>
-          <w:szCs w:val="21"/>
-        </w:rPr>
-        <w:t xml:space="preserve"> students who lack confidence in STEM.</w:t>
+        <w:t>Why this design helps: The stage makes inner imagination visible and shareable. The dress-up metaphor turns abstract choices into playful, low-stakes actions. The visual progress (lighting up accessories) gives a sense of accomplishment, especially motivating for students who lack confidence in STEM.</w:t>
       </w:r>
     </w:p>
     <w:p>
@@ -4200,7 +4169,7 @@
           <w:szCs w:val="24"/>
         </w:rPr>
       </w:pPr>
-      <w:bookmarkStart w:id="10" w:name="_Toc228731849"/>
+      <w:bookmarkStart w:id="11" w:name="_Toc228731849"/>
       <w:r>
         <w:rPr>
           <w:rFonts w:ascii="Times New Roman" w:hAnsi="Times New Roman" w:cs="Times New Roman"/>
@@ -4211,7 +4180,7 @@
         </w:rPr>
         <w:t>Design Feature 4: Visual Progress Feedback with Dress-up Metaphor</w:t>
       </w:r>
-      <w:bookmarkEnd w:id="10"/>
+      <w:bookmarkEnd w:id="11"/>
     </w:p>
     <w:p>
       <w:pPr>
@@ -4319,27 +4288,7 @@
           <w:bCs/>
           <w:szCs w:val="21"/>
         </w:rPr>
-        <w:t xml:space="preserve">Classroom problem </w:t>
-      </w:r>
-      <w:proofErr w:type="gramStart"/>
-      <w:r>
-        <w:rPr>
-          <w:rFonts w:ascii="Times New Roman" w:hAnsi="Times New Roman" w:cs="Times New Roman"/>
-          <w:b/>
-          <w:bCs/>
-          <w:szCs w:val="21"/>
-        </w:rPr>
-        <w:t>it</w:t>
-      </w:r>
-      <w:proofErr w:type="gramEnd"/>
-      <w:r>
-        <w:rPr>
-          <w:rFonts w:ascii="Times New Roman" w:hAnsi="Times New Roman" w:cs="Times New Roman"/>
-          <w:b/>
-          <w:bCs/>
-          <w:szCs w:val="21"/>
-        </w:rPr>
-        <w:t xml:space="preserve"> addressed:</w:t>
+        <w:t>Classroom problem it addressed:</w:t>
       </w:r>
     </w:p>
     <w:p>
@@ -4369,23 +4318,7 @@
           <w:rFonts w:ascii="Times New Roman" w:hAnsi="Times New Roman" w:cs="Times New Roman"/>
           <w:szCs w:val="21"/>
         </w:rPr>
-        <w:t xml:space="preserve">Why this design helps: Visual feedback is instant and </w:t>
-      </w:r>
-      <w:proofErr w:type="gramStart"/>
-      <w:r>
-        <w:rPr>
-          <w:rFonts w:ascii="Times New Roman" w:hAnsi="Times New Roman" w:cs="Times New Roman"/>
-          <w:szCs w:val="21"/>
-        </w:rPr>
-        <w:t>intuitive—students</w:t>
-      </w:r>
-      <w:proofErr w:type="gramEnd"/>
-      <w:r>
-        <w:rPr>
-          <w:rFonts w:ascii="Times New Roman" w:hAnsi="Times New Roman" w:cs="Times New Roman"/>
-          <w:szCs w:val="21"/>
-        </w:rPr>
-        <w:t xml:space="preserve"> can see their progress briefly. The "stage" metaphor makes abstract career planning feel like a playful, creative activity. This is especially engaging for students who might not initially be interested in STEM careers.</w:t>
+        <w:t>Why this design helps: Visual feedback is instant and intuitive—students can see their progress briefly. The "stage" metaphor makes abstract career planning feel like a playful, creative activity. This is especially engaging for students who might not initially be interested in STEM careers.</w:t>
       </w:r>
     </w:p>
     <w:p>
@@ -4407,7 +4340,7 @@
           <w:szCs w:val="24"/>
         </w:rPr>
       </w:pPr>
-      <w:bookmarkStart w:id="11" w:name="_Toc228731850"/>
+      <w:bookmarkStart w:id="12" w:name="_Toc228731850"/>
       <w:r>
         <w:rPr>
           <w:rFonts w:ascii="Times New Roman" w:hAnsi="Times New Roman" w:cs="Times New Roman"/>
@@ -4418,7 +4351,7 @@
         </w:rPr>
         <w:t>Design Feature 5: Custom Major Input with Real-time State Update</w:t>
       </w:r>
-      <w:bookmarkEnd w:id="11"/>
+      <w:bookmarkEnd w:id="12"/>
     </w:p>
     <w:p>
       <w:pPr>
@@ -4480,27 +4413,7 @@
           <w:bCs/>
           <w:szCs w:val="21"/>
         </w:rPr>
-        <w:t xml:space="preserve">Classroom problem </w:t>
-      </w:r>
-      <w:proofErr w:type="gramStart"/>
-      <w:r>
-        <w:rPr>
-          <w:rFonts w:ascii="Times New Roman" w:hAnsi="Times New Roman" w:cs="Times New Roman"/>
-          <w:b/>
-          <w:bCs/>
-          <w:szCs w:val="21"/>
-        </w:rPr>
-        <w:t>it</w:t>
-      </w:r>
-      <w:proofErr w:type="gramEnd"/>
-      <w:r>
-        <w:rPr>
-          <w:rFonts w:ascii="Times New Roman" w:hAnsi="Times New Roman" w:cs="Times New Roman"/>
-          <w:b/>
-          <w:bCs/>
-          <w:szCs w:val="21"/>
-        </w:rPr>
-        <w:t xml:space="preserve"> addressed:</w:t>
+        <w:t>Classroom problem it addressed:</w:t>
       </w:r>
     </w:p>
     <w:p>
@@ -4530,23 +4443,15 @@
           <w:rFonts w:ascii="Times New Roman" w:hAnsi="Times New Roman" w:cs="Times New Roman"/>
           <w:szCs w:val="21"/>
         </w:rPr>
-        <w:t xml:space="preserve">Why does this design </w:t>
-      </w:r>
-      <w:proofErr w:type="gramStart"/>
-      <w:r>
-        <w:rPr>
-          <w:rFonts w:ascii="Times New Roman" w:hAnsi="Times New Roman" w:cs="Times New Roman"/>
-          <w:szCs w:val="21"/>
-        </w:rPr>
-        <w:t>helps</w:t>
-      </w:r>
-      <w:proofErr w:type="gramEnd"/>
-      <w:r>
-        <w:rPr>
-          <w:rFonts w:ascii="Times New Roman" w:hAnsi="Times New Roman" w:cs="Times New Roman"/>
-          <w:szCs w:val="21"/>
-        </w:rPr>
-        <w:t>: The custom input option ensures all students feel represented. The real-time state update means their choice is immediately available for AI prompts in later steps, creating a seamless experience.</w:t>
+        <w:t xml:space="preserve">Why does this design helps: The custom input option ensures all students feel represented. The real-time state update means their choice is immediately available for AI prompts in later steps, creating </w:t>
+      </w:r>
+      <w:r>
+        <w:rPr>
+          <w:rFonts w:ascii="Times New Roman" w:hAnsi="Times New Roman" w:cs="Times New Roman"/>
+          <w:szCs w:val="21"/>
+        </w:rPr>
+        <w:lastRenderedPageBreak/>
+        <w:t>a seamless experience.</w:t>
       </w:r>
     </w:p>
     <w:p>
@@ -4561,11 +4466,12 @@
       <w:pPr>
         <w:pStyle w:val="2"/>
         <w:rPr>
+          <w:rFonts w:hint="eastAsia"/>
           <w:sz w:val="24"/>
           <w:szCs w:val="24"/>
         </w:rPr>
       </w:pPr>
-      <w:bookmarkStart w:id="12" w:name="_Toc228731851"/>
+      <w:bookmarkStart w:id="13" w:name="_Toc228731851"/>
       <w:r>
         <w:rPr>
           <w:rFonts w:ascii="Times New Roman" w:hAnsi="Times New Roman" w:cs="Times New Roman"/>
@@ -4576,7 +4482,7 @@
         </w:rPr>
         <w:t>Design Feature 6: Integrated AI Assistant with Step-aware Prompts</w:t>
       </w:r>
-      <w:bookmarkEnd w:id="12"/>
+      <w:bookmarkEnd w:id="13"/>
     </w:p>
     <w:p>
       <w:pPr>
@@ -4640,72 +4546,7 @@
           <w:rFonts w:ascii="Times New Roman" w:hAnsi="Times New Roman" w:cs="Times New Roman"/>
           <w:szCs w:val="21"/>
         </w:rPr>
-        <w:t xml:space="preserve"> AI button at bottom-left opens a contextual menu shows which card/step the student is on, gives quick human-written tips (in both languages). Provides one-click access to copy a structured AI prompt for the current step (via </w:t>
-      </w:r>
-      <w:proofErr w:type="spellStart"/>
-      <w:proofErr w:type="gramStart"/>
-      <w:r>
-        <w:rPr>
-          <w:rFonts w:ascii="Times New Roman" w:hAnsi="Times New Roman" w:cs="Times New Roman"/>
-          <w:szCs w:val="21"/>
-        </w:rPr>
-        <w:t>copyDeepSeekPrompt</w:t>
-      </w:r>
-      <w:proofErr w:type="spellEnd"/>
-      <w:r>
-        <w:rPr>
-          <w:rFonts w:ascii="Times New Roman" w:hAnsi="Times New Roman" w:cs="Times New Roman"/>
-          <w:szCs w:val="21"/>
-        </w:rPr>
-        <w:t>(</w:t>
-      </w:r>
-      <w:proofErr w:type="gramEnd"/>
-      <w:r>
-        <w:rPr>
-          <w:rFonts w:ascii="Times New Roman" w:hAnsi="Times New Roman" w:cs="Times New Roman"/>
-          <w:szCs w:val="21"/>
-        </w:rPr>
-        <w:t xml:space="preserve">)), open an embedded </w:t>
-      </w:r>
-      <w:proofErr w:type="spellStart"/>
-      <w:r>
-        <w:rPr>
-          <w:rFonts w:ascii="Times New Roman" w:hAnsi="Times New Roman" w:cs="Times New Roman"/>
-          <w:szCs w:val="21"/>
-        </w:rPr>
-        <w:t>Coze</w:t>
-      </w:r>
-      <w:proofErr w:type="spellEnd"/>
-      <w:r>
-        <w:rPr>
-          <w:rFonts w:ascii="Times New Roman" w:hAnsi="Times New Roman" w:cs="Times New Roman"/>
-          <w:szCs w:val="21"/>
-        </w:rPr>
-        <w:t xml:space="preserve"> assistant (</w:t>
-      </w:r>
-      <w:proofErr w:type="spellStart"/>
-      <w:r>
-        <w:rPr>
-          <w:rFonts w:ascii="Times New Roman" w:hAnsi="Times New Roman" w:cs="Times New Roman"/>
-          <w:szCs w:val="21"/>
-        </w:rPr>
-        <w:t>iframe</w:t>
-      </w:r>
-      <w:proofErr w:type="spellEnd"/>
-      <w:r>
-        <w:rPr>
-          <w:rFonts w:ascii="Times New Roman" w:hAnsi="Times New Roman" w:cs="Times New Roman"/>
-          <w:szCs w:val="21"/>
-        </w:rPr>
-        <w:t xml:space="preserve"> modal), or open a general AI site (e.g., </w:t>
-      </w:r>
-      <w:r>
-        <w:rPr>
-          <w:rFonts w:ascii="Times New Roman" w:hAnsi="Times New Roman" w:cs="Times New Roman"/>
-          <w:szCs w:val="21"/>
-        </w:rPr>
-        <w:lastRenderedPageBreak/>
-        <w:t>DeepSeek/ChatGPT) in a new tab (optional).</w:t>
+        <w:t xml:space="preserve"> AI button at bottom-left opens a contextual menu shows which card/step the student is on, gives quick human-written tips (in both languages). Provides one-click access to copy a structured AI prompt for the current step (via copyDeepSeekPrompt()), open an embedded Coze assistant (iframe modal), or open a general AI site (e.g., DeepSeek/ChatGPT) in a new tab (optional).</w:t>
       </w:r>
     </w:p>
     <w:p>
@@ -4719,30 +4560,12 @@
           <w:szCs w:val="21"/>
         </w:rPr>
       </w:pPr>
-      <w:proofErr w:type="spellStart"/>
-      <w:proofErr w:type="gramStart"/>
-      <w:r>
-        <w:rPr>
-          <w:rFonts w:ascii="Times New Roman" w:hAnsi="Times New Roman" w:cs="Times New Roman"/>
-          <w:szCs w:val="21"/>
-        </w:rPr>
-        <w:t>copyDeepSeekPrompt</w:t>
-      </w:r>
-      <w:proofErr w:type="spellEnd"/>
-      <w:r>
-        <w:rPr>
-          <w:rFonts w:ascii="Times New Roman" w:hAnsi="Times New Roman" w:cs="Times New Roman"/>
-          <w:szCs w:val="21"/>
-        </w:rPr>
-        <w:t>(</w:t>
-      </w:r>
-      <w:proofErr w:type="gramEnd"/>
-      <w:r>
-        <w:rPr>
-          <w:rFonts w:ascii="Times New Roman" w:hAnsi="Times New Roman" w:cs="Times New Roman"/>
-          <w:szCs w:val="21"/>
-        </w:rPr>
-        <w:t>) auto-assembles rich, structured prompts using the student’s major and intro drawn Waves, value allocations, mission designs, and timeline texts (2030/2036).</w:t>
+      <w:r>
+        <w:rPr>
+          <w:rFonts w:ascii="Times New Roman" w:hAnsi="Times New Roman" w:cs="Times New Roman"/>
+          <w:szCs w:val="21"/>
+        </w:rPr>
+        <w:t>copyDeepSeekPrompt() auto-assembles rich, structured prompts using the student’s major and intro drawn Waves, value allocations, mission designs, and timeline texts (2030/2036).</w:t>
       </w:r>
     </w:p>
     <w:p>
@@ -4809,23 +4632,7 @@
           <w:rFonts w:ascii="Times New Roman" w:hAnsi="Times New Roman" w:cs="Times New Roman"/>
           <w:szCs w:val="21"/>
         </w:rPr>
-        <w:t xml:space="preserve">which they can paste into </w:t>
-      </w:r>
-      <w:proofErr w:type="spellStart"/>
-      <w:r>
-        <w:rPr>
-          <w:rFonts w:ascii="Times New Roman" w:hAnsi="Times New Roman" w:cs="Times New Roman"/>
-          <w:szCs w:val="21"/>
-        </w:rPr>
-        <w:t>Coze</w:t>
-      </w:r>
-      <w:proofErr w:type="spellEnd"/>
-      <w:r>
-        <w:rPr>
-          <w:rFonts w:ascii="Times New Roman" w:hAnsi="Times New Roman" w:cs="Times New Roman"/>
-          <w:szCs w:val="21"/>
-        </w:rPr>
-        <w:t xml:space="preserve"> to receive role design help, Wave analysis, value + Wave matching, STEM decomposition of their major, mission card suggestions or report-based next-step advice, depending on the step.</w:t>
+        <w:t>which they can paste into Coze to receive role design help, Wave analysis, value + Wave matching, STEM decomposition of their major, mission card suggestions or report-based next-step advice, depending on the step.</w:t>
       </w:r>
     </w:p>
     <w:p>
@@ -4859,32 +4666,7 @@
           <w:rFonts w:ascii="Times New Roman" w:hAnsi="Times New Roman" w:cs="Times New Roman"/>
           <w:szCs w:val="21"/>
         </w:rPr>
-        <w:t xml:space="preserve">“Generate report polishing prompt” – </w:t>
-      </w:r>
-      <w:proofErr w:type="spellStart"/>
-      <w:proofErr w:type="gramStart"/>
-      <w:r>
-        <w:rPr>
-          <w:rFonts w:ascii="Times New Roman" w:hAnsi="Times New Roman" w:cs="Times New Roman"/>
-          <w:szCs w:val="21"/>
-        </w:rPr>
-        <w:t>openPolishPromptModal</w:t>
-      </w:r>
-      <w:proofErr w:type="spellEnd"/>
-      <w:r>
-        <w:rPr>
-          <w:rFonts w:ascii="Times New Roman" w:hAnsi="Times New Roman" w:cs="Times New Roman"/>
-          <w:szCs w:val="21"/>
-        </w:rPr>
-        <w:t>(</w:t>
-      </w:r>
-      <w:proofErr w:type="gramEnd"/>
-      <w:r>
-        <w:rPr>
-          <w:rFonts w:ascii="Times New Roman" w:hAnsi="Times New Roman" w:cs="Times New Roman"/>
-          <w:szCs w:val="21"/>
-        </w:rPr>
-        <w:t>),</w:t>
+        <w:t>“Generate report polishing prompt” – openPolishPromptModal(),</w:t>
       </w:r>
     </w:p>
     <w:p>
@@ -4903,32 +4685,7 @@
           <w:rFonts w:ascii="Times New Roman" w:hAnsi="Times New Roman" w:cs="Times New Roman"/>
           <w:szCs w:val="21"/>
         </w:rPr>
-        <w:t xml:space="preserve">“Mission Generator prompt” – </w:t>
-      </w:r>
-      <w:proofErr w:type="spellStart"/>
-      <w:proofErr w:type="gramStart"/>
-      <w:r>
-        <w:rPr>
-          <w:rFonts w:ascii="Times New Roman" w:hAnsi="Times New Roman" w:cs="Times New Roman"/>
-          <w:szCs w:val="21"/>
-        </w:rPr>
-        <w:t>openMissionPromptModal</w:t>
-      </w:r>
-      <w:proofErr w:type="spellEnd"/>
-      <w:r>
-        <w:rPr>
-          <w:rFonts w:ascii="Times New Roman" w:hAnsi="Times New Roman" w:cs="Times New Roman"/>
-          <w:szCs w:val="21"/>
-        </w:rPr>
-        <w:t>(</w:t>
-      </w:r>
-      <w:proofErr w:type="gramEnd"/>
-      <w:r>
-        <w:rPr>
-          <w:rFonts w:ascii="Times New Roman" w:hAnsi="Times New Roman" w:cs="Times New Roman"/>
-          <w:szCs w:val="21"/>
-        </w:rPr>
-        <w:t>),</w:t>
+        <w:t>“Mission Generator prompt” – openMissionPromptModal(),</w:t>
       </w:r>
     </w:p>
     <w:p>
@@ -4947,32 +4704,7 @@
           <w:rFonts w:ascii="Times New Roman" w:hAnsi="Times New Roman" w:cs="Times New Roman"/>
           <w:szCs w:val="21"/>
         </w:rPr>
-        <w:t xml:space="preserve">“2036 Poster Prompt” – </w:t>
-      </w:r>
-      <w:proofErr w:type="spellStart"/>
-      <w:proofErr w:type="gramStart"/>
-      <w:r>
-        <w:rPr>
-          <w:rFonts w:ascii="Times New Roman" w:hAnsi="Times New Roman" w:cs="Times New Roman"/>
-          <w:szCs w:val="21"/>
-        </w:rPr>
-        <w:t>openPosterPromptModal</w:t>
-      </w:r>
-      <w:proofErr w:type="spellEnd"/>
-      <w:r>
-        <w:rPr>
-          <w:rFonts w:ascii="Times New Roman" w:hAnsi="Times New Roman" w:cs="Times New Roman"/>
-          <w:szCs w:val="21"/>
-        </w:rPr>
-        <w:t>(</w:t>
-      </w:r>
-      <w:proofErr w:type="gramEnd"/>
-      <w:r>
-        <w:rPr>
-          <w:rFonts w:ascii="Times New Roman" w:hAnsi="Times New Roman" w:cs="Times New Roman"/>
-          <w:szCs w:val="21"/>
-        </w:rPr>
-        <w:t>),</w:t>
+        <w:t>“2036 Poster Prompt” – openPosterPromptModal(),</w:t>
       </w:r>
     </w:p>
     <w:p>
@@ -4991,32 +4723,7 @@
           <w:rFonts w:ascii="Times New Roman" w:hAnsi="Times New Roman" w:cs="Times New Roman"/>
           <w:szCs w:val="21"/>
         </w:rPr>
-        <w:t xml:space="preserve">“Reflection Assistant” – </w:t>
-      </w:r>
-      <w:proofErr w:type="spellStart"/>
-      <w:proofErr w:type="gramStart"/>
-      <w:r>
-        <w:rPr>
-          <w:rFonts w:ascii="Times New Roman" w:hAnsi="Times New Roman" w:cs="Times New Roman"/>
-          <w:szCs w:val="21"/>
-        </w:rPr>
-        <w:t>openSimpleReflection</w:t>
-      </w:r>
-      <w:proofErr w:type="spellEnd"/>
-      <w:r>
-        <w:rPr>
-          <w:rFonts w:ascii="Times New Roman" w:hAnsi="Times New Roman" w:cs="Times New Roman"/>
-          <w:szCs w:val="21"/>
-        </w:rPr>
-        <w:t>(</w:t>
-      </w:r>
-      <w:proofErr w:type="gramEnd"/>
-      <w:r>
-        <w:rPr>
-          <w:rFonts w:ascii="Times New Roman" w:hAnsi="Times New Roman" w:cs="Times New Roman"/>
-          <w:szCs w:val="21"/>
-        </w:rPr>
-        <w:t>).</w:t>
+        <w:t>“Reflection Assistant” – openSimpleReflection().</w:t>
       </w:r>
     </w:p>
     <w:p>
@@ -5048,27 +4755,7 @@
           <w:bCs/>
           <w:szCs w:val="21"/>
         </w:rPr>
-        <w:t xml:space="preserve">Classroom problem </w:t>
-      </w:r>
-      <w:proofErr w:type="gramStart"/>
-      <w:r>
-        <w:rPr>
-          <w:rFonts w:ascii="Times New Roman" w:hAnsi="Times New Roman" w:cs="Times New Roman"/>
-          <w:b/>
-          <w:bCs/>
-          <w:szCs w:val="21"/>
-        </w:rPr>
-        <w:t>it</w:t>
-      </w:r>
-      <w:proofErr w:type="gramEnd"/>
-      <w:r>
-        <w:rPr>
-          <w:rFonts w:ascii="Times New Roman" w:hAnsi="Times New Roman" w:cs="Times New Roman"/>
-          <w:b/>
-          <w:bCs/>
-          <w:szCs w:val="21"/>
-        </w:rPr>
-        <w:t xml:space="preserve"> addressed:</w:t>
+        <w:t>Classroom problem it addressed:</w:t>
       </w:r>
     </w:p>
     <w:p>
@@ -5120,7 +4807,7 @@
           <w:szCs w:val="32"/>
         </w:rPr>
       </w:pPr>
-      <w:bookmarkStart w:id="13" w:name="_Toc228731852"/>
+      <w:bookmarkStart w:id="14" w:name="_Toc228731852"/>
       <w:r>
         <w:rPr>
           <w:rFonts w:ascii="Times New Roman" w:hAnsi="Times New Roman" w:cs="Times New Roman"/>
@@ -5131,7 +4818,7 @@
         </w:rPr>
         <w:t>IV. Addressing Classroom AI Challenges</w:t>
       </w:r>
-      <w:bookmarkEnd w:id="13"/>
+      <w:bookmarkEnd w:id="14"/>
     </w:p>
     <w:p>
       <w:pPr>
@@ -5237,7 +4924,15 @@
                 <w:rFonts w:ascii="Times New Roman" w:hAnsi="Times New Roman" w:cs="Times New Roman"/>
                 <w:szCs w:val="21"/>
               </w:rPr>
-              <w:t>Each step provides a "Copy Question Template" button, allowing students to obtain a structured prompt for the current step with just one click, including all existing information.</w:t>
+              <w:t xml:space="preserve">Each step provides a "Copy Question Template" button, allowing students to obtain a structured prompt for the current step with just </w:t>
+            </w:r>
+            <w:r>
+              <w:rPr>
+                <w:rFonts w:ascii="Times New Roman" w:hAnsi="Times New Roman" w:cs="Times New Roman"/>
+                <w:szCs w:val="21"/>
+              </w:rPr>
+              <w:lastRenderedPageBreak/>
+              <w:t>one click, including all existing information.</w:t>
             </w:r>
           </w:p>
         </w:tc>
@@ -5259,6 +4954,7 @@
                 <w:rFonts w:ascii="Times New Roman" w:hAnsi="Times New Roman" w:cs="Times New Roman"/>
                 <w:szCs w:val="21"/>
               </w:rPr>
+              <w:lastRenderedPageBreak/>
               <w:t>AI responses are either too general or too profound and are not suitable for students.</w:t>
             </w:r>
           </w:p>
@@ -5321,39 +5017,7 @@
                 <w:rFonts w:ascii="Times New Roman" w:hAnsi="Times New Roman" w:cs="Times New Roman"/>
                 <w:szCs w:val="21"/>
               </w:rPr>
-              <w:t xml:space="preserve">Embedded in the </w:t>
-            </w:r>
-            <w:proofErr w:type="spellStart"/>
-            <w:r>
-              <w:rPr>
-                <w:rFonts w:ascii="Times New Roman" w:hAnsi="Times New Roman" w:cs="Times New Roman"/>
-                <w:szCs w:val="21"/>
-              </w:rPr>
-              <w:t>Coze</w:t>
-            </w:r>
-            <w:proofErr w:type="spellEnd"/>
-            <w:r>
-              <w:rPr>
-                <w:rFonts w:ascii="Times New Roman" w:hAnsi="Times New Roman" w:cs="Times New Roman"/>
-                <w:szCs w:val="21"/>
-              </w:rPr>
-              <w:t xml:space="preserve"> </w:t>
-            </w:r>
-            <w:proofErr w:type="spellStart"/>
-            <w:r>
-              <w:rPr>
-                <w:rFonts w:ascii="Times New Roman" w:hAnsi="Times New Roman" w:cs="Times New Roman"/>
-                <w:szCs w:val="21"/>
-              </w:rPr>
-              <w:t>iframe</w:t>
-            </w:r>
-            <w:proofErr w:type="spellEnd"/>
-            <w:r>
-              <w:rPr>
-                <w:rFonts w:ascii="Times New Roman" w:hAnsi="Times New Roman" w:cs="Times New Roman"/>
-                <w:szCs w:val="21"/>
-              </w:rPr>
-              <w:t>, students can directly communicate with the AI within the game without leaving the page.</w:t>
+              <w:t>Embedded in the Coze iframe, students can directly communicate with the AI within the game without leaving the page.</w:t>
             </w:r>
           </w:p>
         </w:tc>
@@ -5375,15 +5039,7 @@
                 <w:rFonts w:ascii="Times New Roman" w:hAnsi="Times New Roman" w:cs="Times New Roman"/>
                 <w:szCs w:val="21"/>
               </w:rPr>
-              <w:t xml:space="preserve">There is no context in the prompt, so the AI has </w:t>
-            </w:r>
-            <w:r>
-              <w:rPr>
-                <w:rFonts w:ascii="Times New Roman" w:hAnsi="Times New Roman" w:cs="Times New Roman"/>
-                <w:szCs w:val="21"/>
-              </w:rPr>
-              <w:lastRenderedPageBreak/>
-              <w:t>no idea about the student's situation.</w:t>
+              <w:t>There is no context in the prompt, so the AI has no idea about the student's situation.</w:t>
             </w:r>
           </w:p>
         </w:tc>
@@ -5398,39 +5054,12 @@
                 <w:szCs w:val="21"/>
               </w:rPr>
             </w:pPr>
-            <w:proofErr w:type="spellStart"/>
-            <w:proofErr w:type="gramStart"/>
             <w:r>
               <w:rPr>
                 <w:rFonts w:ascii="Times New Roman" w:hAnsi="Times New Roman" w:cs="Times New Roman"/>
                 <w:szCs w:val="21"/>
               </w:rPr>
-              <w:lastRenderedPageBreak/>
-              <w:t>copyDeepSeekPrompt</w:t>
-            </w:r>
-            <w:proofErr w:type="spellEnd"/>
-            <w:r>
-              <w:rPr>
-                <w:rFonts w:ascii="Times New Roman" w:hAnsi="Times New Roman" w:cs="Times New Roman"/>
-                <w:szCs w:val="21"/>
-              </w:rPr>
-              <w:t>(</w:t>
-            </w:r>
-            <w:proofErr w:type="gramEnd"/>
-            <w:r>
-              <w:rPr>
-                <w:rFonts w:ascii="Times New Roman" w:hAnsi="Times New Roman" w:cs="Times New Roman"/>
-                <w:szCs w:val="21"/>
-              </w:rPr>
-              <w:t xml:space="preserve">) automatically </w:t>
-            </w:r>
-            <w:r>
-              <w:rPr>
-                <w:rFonts w:ascii="Times New Roman" w:hAnsi="Times New Roman" w:cs="Times New Roman"/>
-                <w:szCs w:val="21"/>
-              </w:rPr>
-              <w:lastRenderedPageBreak/>
-              <w:t>packages all the information filled in by the student (major, Waves, values, task design, future story, etc.), allowing the AI to obtain the complete context.</w:t>
+              <w:t>copyDeepSeekPrompt() automatically packages all the information filled in by the student (major, Waves, values, task design, future story, etc.), allowing the AI to obtain the complete context.</w:t>
             </w:r>
           </w:p>
         </w:tc>
@@ -5452,7 +5081,6 @@
                 <w:rFonts w:ascii="Times New Roman" w:hAnsi="Times New Roman" w:cs="Times New Roman"/>
                 <w:szCs w:val="21"/>
               </w:rPr>
-              <w:lastRenderedPageBreak/>
               <w:t>The student doesn't know how to proceed further.</w:t>
             </w:r>
           </w:p>
@@ -5513,7 +5141,7 @@
           <w:szCs w:val="32"/>
         </w:rPr>
       </w:pPr>
-      <w:bookmarkStart w:id="14" w:name="_Toc228731853"/>
+      <w:bookmarkStart w:id="15" w:name="_Toc228731853"/>
       <w:r>
         <w:rPr>
           <w:rFonts w:ascii="Times New Roman" w:hAnsi="Times New Roman" w:cs="Times New Roman"/>
@@ -5524,7 +5152,7 @@
         </w:rPr>
         <w:t>V. AI Features &amp; Prompts</w:t>
       </w:r>
-      <w:bookmarkEnd w:id="14"/>
+      <w:bookmarkEnd w:id="15"/>
     </w:p>
     <w:p>
       <w:pPr>
@@ -5576,39 +5204,7 @@
           <w:rFonts w:ascii="Times New Roman" w:hAnsi="Times New Roman" w:cs="Times New Roman"/>
           <w:szCs w:val="21"/>
         </w:rPr>
-        <w:t xml:space="preserve">An embedded </w:t>
-      </w:r>
-      <w:proofErr w:type="spellStart"/>
-      <w:r>
-        <w:rPr>
-          <w:rFonts w:ascii="Times New Roman" w:hAnsi="Times New Roman" w:cs="Times New Roman"/>
-          <w:szCs w:val="21"/>
-        </w:rPr>
-        <w:t>Coze</w:t>
-      </w:r>
-      <w:proofErr w:type="spellEnd"/>
-      <w:r>
-        <w:rPr>
-          <w:rFonts w:ascii="Times New Roman" w:hAnsi="Times New Roman" w:cs="Times New Roman"/>
-          <w:szCs w:val="21"/>
-        </w:rPr>
-        <w:t xml:space="preserve"> window (</w:t>
-      </w:r>
-      <w:proofErr w:type="spellStart"/>
-      <w:r>
-        <w:rPr>
-          <w:rFonts w:ascii="Times New Roman" w:hAnsi="Times New Roman" w:cs="Times New Roman"/>
-          <w:szCs w:val="21"/>
-        </w:rPr>
-        <w:t>iframe</w:t>
-      </w:r>
-      <w:proofErr w:type="spellEnd"/>
-      <w:r>
-        <w:rPr>
-          <w:rFonts w:ascii="Times New Roman" w:hAnsi="Times New Roman" w:cs="Times New Roman"/>
-          <w:szCs w:val="21"/>
-        </w:rPr>
-        <w:t>) allows students to paste these prompts and chat with an AI assistant without leaving the game page.</w:t>
+        <w:t>An embedded Coze window (iframe) allows students to paste these prompts and chat with an AI assistant without leaving the game page.</w:t>
       </w:r>
     </w:p>
     <w:p>
@@ -5641,7 +5237,7 @@
           <w:szCs w:val="24"/>
         </w:rPr>
       </w:pPr>
-      <w:bookmarkStart w:id="15" w:name="_Toc228731854"/>
+      <w:bookmarkStart w:id="16" w:name="_Toc228731854"/>
       <w:r>
         <w:rPr>
           <w:rFonts w:ascii="Times New Roman" w:hAnsi="Times New Roman" w:cs="Times New Roman"/>
@@ -5652,7 +5248,7 @@
         </w:rPr>
         <w:t>AI Feature 1: STEM Story Coach (Step 4.1)</w:t>
       </w:r>
-      <w:bookmarkEnd w:id="15"/>
+      <w:bookmarkEnd w:id="16"/>
     </w:p>
     <w:p>
       <w:pPr>
@@ -5748,6 +5344,7 @@
           <w:rFonts w:ascii="Times New Roman" w:hAnsi="Times New Roman" w:cs="Times New Roman"/>
           <w:szCs w:val="21"/>
         </w:rPr>
+        <w:lastRenderedPageBreak/>
         <w:t>Problem with typical AI use: Asking students to "go chat with AI" often leads to vague prompts and shallow results. They don't know what to ask.</w:t>
       </w:r>
     </w:p>
@@ -5831,7 +5428,6 @@
           <w:rFonts w:ascii="Times New Roman" w:hAnsi="Times New Roman" w:cs="Times New Roman"/>
           <w:szCs w:val="21"/>
         </w:rPr>
-        <w:lastRenderedPageBreak/>
         <w:t>现在我在游戏的第</w:t>
       </w:r>
       <w:r>
@@ -6141,21 +5737,12 @@
         </w:rPr>
         <w:t xml:space="preserve">3 </w:t>
       </w:r>
-      <w:proofErr w:type="gramStart"/>
-      <w:r>
-        <w:rPr>
-          <w:rFonts w:ascii="Times New Roman" w:hAnsi="Times New Roman" w:cs="Times New Roman"/>
-          <w:szCs w:val="21"/>
-        </w:rPr>
-        <w:t>套不同</w:t>
-      </w:r>
-      <w:proofErr w:type="gramEnd"/>
-      <w:r>
-        <w:rPr>
-          <w:rFonts w:ascii="Times New Roman" w:hAnsi="Times New Roman" w:cs="Times New Roman"/>
-          <w:szCs w:val="21"/>
-        </w:rPr>
-        <w:t>风格」的</w:t>
+      <w:r>
+        <w:rPr>
+          <w:rFonts w:ascii="Times New Roman" w:hAnsi="Times New Roman" w:cs="Times New Roman"/>
+          <w:szCs w:val="21"/>
+        </w:rPr>
+        <w:t>套不同风格」的</w:t>
       </w:r>
       <w:r>
         <w:rPr>
@@ -6451,21 +6038,12 @@
         </w:rPr>
         <w:t xml:space="preserve"> 2–3 </w:t>
       </w:r>
-      <w:proofErr w:type="gramStart"/>
-      <w:r>
-        <w:rPr>
-          <w:rFonts w:ascii="Times New Roman" w:hAnsi="Times New Roman" w:cs="Times New Roman"/>
-          <w:szCs w:val="21"/>
-        </w:rPr>
-        <w:t>套不同</w:t>
-      </w:r>
-      <w:proofErr w:type="gramEnd"/>
-      <w:r>
-        <w:rPr>
-          <w:rFonts w:ascii="Times New Roman" w:hAnsi="Times New Roman" w:cs="Times New Roman"/>
-          <w:szCs w:val="21"/>
-        </w:rPr>
-        <w:t>角度的拆解（比如：偏研究型</w:t>
+      <w:r>
+        <w:rPr>
+          <w:rFonts w:ascii="Times New Roman" w:hAnsi="Times New Roman" w:cs="Times New Roman"/>
+          <w:szCs w:val="21"/>
+        </w:rPr>
+        <w:t>套不同角度的拆解（比如：偏研究型</w:t>
       </w:r>
       <w:r>
         <w:rPr>
@@ -6474,7 +6052,6 @@
         </w:rPr>
         <w:t xml:space="preserve"> / </w:t>
       </w:r>
-      <w:proofErr w:type="gramStart"/>
       <w:r>
         <w:rPr>
           <w:rFonts w:ascii="Times New Roman" w:hAnsi="Times New Roman" w:cs="Times New Roman"/>
@@ -6482,7 +6059,6 @@
         </w:rPr>
         <w:t>偏实践型</w:t>
       </w:r>
-      <w:proofErr w:type="gramEnd"/>
       <w:r>
         <w:rPr>
           <w:rFonts w:ascii="Times New Roman" w:hAnsi="Times New Roman" w:cs="Times New Roman"/>
@@ -6655,11 +6231,12 @@
       <w:pPr>
         <w:pStyle w:val="2"/>
         <w:rPr>
+          <w:rFonts w:hint="eastAsia"/>
           <w:sz w:val="24"/>
           <w:szCs w:val="24"/>
         </w:rPr>
       </w:pPr>
-      <w:bookmarkStart w:id="16" w:name="_Toc228731855"/>
+      <w:bookmarkStart w:id="17" w:name="_Toc228731855"/>
       <w:r>
         <w:rPr>
           <w:rFonts w:ascii="Times New Roman" w:hAnsi="Times New Roman" w:cs="Times New Roman"/>
@@ -6670,7 +6247,7 @@
         </w:rPr>
         <w:t>AI Feature 2: Future Career Mission Generator (Step 5)</w:t>
       </w:r>
-      <w:bookmarkEnd w:id="16"/>
+      <w:bookmarkEnd w:id="17"/>
     </w:p>
     <w:p>
       <w:pPr>
@@ -6780,6 +6357,7 @@
           <w:rFonts w:ascii="Times New Roman" w:hAnsi="Times New Roman" w:cs="Times New Roman"/>
           <w:szCs w:val="21"/>
         </w:rPr>
+        <w:lastRenderedPageBreak/>
         <w:t>Problem with typical AI use: Generic prompts like "give me career ideas" produce generic, unhelpful results.</w:t>
       </w:r>
     </w:p>
@@ -6814,23 +6392,7 @@
           <w:rFonts w:ascii="Times New Roman" w:hAnsi="Times New Roman" w:cs="Times New Roman"/>
           <w:szCs w:val="21"/>
         </w:rPr>
-        <w:t xml:space="preserve">The game acts as a "data </w:t>
-      </w:r>
-      <w:proofErr w:type="gramStart"/>
-      <w:r>
-        <w:rPr>
-          <w:rFonts w:ascii="Times New Roman" w:hAnsi="Times New Roman" w:cs="Times New Roman"/>
-          <w:szCs w:val="21"/>
-        </w:rPr>
-        <w:t>aggregator"—</w:t>
-      </w:r>
-      <w:proofErr w:type="gramEnd"/>
-      <w:r>
-        <w:rPr>
-          <w:rFonts w:ascii="Times New Roman" w:hAnsi="Times New Roman" w:cs="Times New Roman"/>
-          <w:szCs w:val="21"/>
-        </w:rPr>
-        <w:t>it collects everything the student has done (profile, waves, values, missions) and packages it into a rich, context-aware prompt. This ensures that when students (or teachers) turn to AI, they get outputs that are: Personalized to the specific student's choices. Structured in a classroom-friendly format (with difficulty levels and teacher notes). Immediately useful for extension activities or differentiation.</w:t>
+        <w:t>The game acts as a "data aggregator"—it collects everything the student has done (profile, waves, values, missions) and packages it into a rich, context-aware prompt. This ensures that when students (or teachers) turn to AI, they get outputs that are: Personalized to the specific student's choices. Structured in a classroom-friendly format (with difficulty levels and teacher notes). Immediately useful for extension activities or differentiation.</w:t>
       </w:r>
     </w:p>
     <w:p>
@@ -6898,7 +6460,6 @@
           <w:rFonts w:ascii="Times New Roman" w:hAnsi="Times New Roman" w:cs="Times New Roman"/>
           <w:szCs w:val="21"/>
         </w:rPr>
-        <w:lastRenderedPageBreak/>
         <w:t>你是一位帮助教师和学生一起设计「未来趋势</w:t>
       </w:r>
       <w:r>
@@ -7230,23 +6791,7 @@
           <w:rFonts w:ascii="Times New Roman" w:hAnsi="Times New Roman" w:cs="Times New Roman"/>
           <w:szCs w:val="21"/>
         </w:rPr>
-        <w:t>当前身份（例如：大</w:t>
-      </w:r>
-      <w:proofErr w:type="gramStart"/>
-      <w:r>
-        <w:rPr>
-          <w:rFonts w:ascii="Times New Roman" w:hAnsi="Times New Roman" w:cs="Times New Roman"/>
-          <w:szCs w:val="21"/>
-        </w:rPr>
-        <w:t>一</w:t>
-      </w:r>
-      <w:proofErr w:type="gramEnd"/>
-      <w:r>
-        <w:rPr>
-          <w:rFonts w:ascii="Times New Roman" w:hAnsi="Times New Roman" w:cs="Times New Roman"/>
-          <w:szCs w:val="21"/>
-        </w:rPr>
-        <w:t>学生</w:t>
+        <w:t>当前身份（例如：大一学生</w:t>
       </w:r>
       <w:r>
         <w:rPr>
@@ -7325,23 +6870,7 @@
           <w:rFonts w:ascii="Times New Roman" w:hAnsi="Times New Roman" w:cs="Times New Roman"/>
           <w:szCs w:val="21"/>
         </w:rPr>
-        <w:t>- ${</w:t>
-      </w:r>
-      <w:proofErr w:type="spellStart"/>
-      <w:r>
-        <w:rPr>
-          <w:rFonts w:ascii="Times New Roman" w:hAnsi="Times New Roman" w:cs="Times New Roman"/>
-          <w:szCs w:val="21"/>
-        </w:rPr>
-        <w:t>valueSummary</w:t>
-      </w:r>
-      <w:proofErr w:type="spellEnd"/>
-      <w:r>
-        <w:rPr>
-          <w:rFonts w:ascii="Times New Roman" w:hAnsi="Times New Roman" w:cs="Times New Roman"/>
-          <w:szCs w:val="21"/>
-        </w:rPr>
-        <w:t>}</w:t>
+        <w:t>- ${valueSummary}</w:t>
       </w:r>
     </w:p>
     <w:p>
@@ -7385,23 +6914,7 @@
           <w:rFonts w:ascii="Times New Roman" w:hAnsi="Times New Roman" w:cs="Times New Roman"/>
           <w:szCs w:val="21"/>
         </w:rPr>
-        <w:t>- ${</w:t>
-      </w:r>
-      <w:proofErr w:type="spellStart"/>
-      <w:r>
-        <w:rPr>
-          <w:rFonts w:ascii="Times New Roman" w:hAnsi="Times New Roman" w:cs="Times New Roman"/>
-          <w:szCs w:val="21"/>
-        </w:rPr>
-        <w:t>wpList</w:t>
-      </w:r>
-      <w:proofErr w:type="spellEnd"/>
-      <w:r>
-        <w:rPr>
-          <w:rFonts w:ascii="Times New Roman" w:hAnsi="Times New Roman" w:cs="Times New Roman"/>
-          <w:szCs w:val="21"/>
-        </w:rPr>
-        <w:t>}</w:t>
+        <w:t>- ${wpList}</w:t>
       </w:r>
     </w:p>
     <w:p>
@@ -7445,26 +6958,8 @@
           <w:rFonts w:ascii="Times New Roman" w:hAnsi="Times New Roman" w:cs="Times New Roman"/>
           <w:szCs w:val="21"/>
         </w:rPr>
-        <w:t>${</w:t>
-      </w:r>
-      <w:proofErr w:type="spellStart"/>
-      <w:r>
-        <w:rPr>
-          <w:rFonts w:ascii="Times New Roman" w:hAnsi="Times New Roman" w:cs="Times New Roman"/>
-          <w:szCs w:val="21"/>
-        </w:rPr>
-        <w:t>waveTaskLines.trim</w:t>
-      </w:r>
-      <w:proofErr w:type="spellEnd"/>
-      <w:proofErr w:type="gramStart"/>
-      <w:r>
-        <w:rPr>
-          <w:rFonts w:ascii="Times New Roman" w:hAnsi="Times New Roman" w:cs="Times New Roman"/>
-          <w:szCs w:val="21"/>
-        </w:rPr>
-        <w:t>()}</w:t>
-      </w:r>
-      <w:proofErr w:type="gramEnd"/>
+        <w:t>${waveTaskLines.trim()}</w:t>
+      </w:r>
     </w:p>
     <w:p>
       <w:pPr>
@@ -7624,23 +7119,7 @@
           <w:rFonts w:ascii="Times New Roman" w:hAnsi="Times New Roman" w:cs="Times New Roman"/>
           <w:szCs w:val="21"/>
         </w:rPr>
-        <w:t>${</w:t>
-      </w:r>
-      <w:proofErr w:type="spellStart"/>
-      <w:r>
-        <w:rPr>
-          <w:rFonts w:ascii="Times New Roman" w:hAnsi="Times New Roman" w:cs="Times New Roman"/>
-          <w:szCs w:val="21"/>
-        </w:rPr>
-        <w:t>shockPart</w:t>
-      </w:r>
-      <w:proofErr w:type="spellEnd"/>
-      <w:r>
-        <w:rPr>
-          <w:rFonts w:ascii="Times New Roman" w:hAnsi="Times New Roman" w:cs="Times New Roman"/>
-          <w:szCs w:val="21"/>
-        </w:rPr>
-        <w:t>}</w:t>
+        <w:t>${shockPart}</w:t>
       </w:r>
     </w:p>
     <w:p>
@@ -7672,21 +7151,12 @@
         </w:rPr>
         <w:t xml:space="preserve"> 3–5 </w:t>
       </w:r>
-      <w:proofErr w:type="gramStart"/>
-      <w:r>
-        <w:rPr>
-          <w:rFonts w:ascii="Times New Roman" w:hAnsi="Times New Roman" w:cs="Times New Roman"/>
-          <w:szCs w:val="21"/>
-        </w:rPr>
-        <w:t>个</w:t>
-      </w:r>
-      <w:proofErr w:type="gramEnd"/>
-      <w:r>
-        <w:rPr>
-          <w:rFonts w:ascii="Times New Roman" w:hAnsi="Times New Roman" w:cs="Times New Roman"/>
-          <w:szCs w:val="21"/>
-        </w:rPr>
-        <w:t>更完整的「未来职业任务」，这些任务应该：</w:t>
+      <w:r>
+        <w:rPr>
+          <w:rFonts w:ascii="Times New Roman" w:hAnsi="Times New Roman" w:cs="Times New Roman"/>
+          <w:szCs w:val="21"/>
+        </w:rPr>
+        <w:t>个更完整的「未来职业任务」，这些任务应该：</w:t>
       </w:r>
     </w:p>
     <w:p>
@@ -7817,23 +7287,7 @@
           <w:rFonts w:ascii="Times New Roman" w:hAnsi="Times New Roman" w:cs="Times New Roman"/>
           <w:szCs w:val="21"/>
         </w:rPr>
-        <w:t>请按下</w:t>
-      </w:r>
-      <w:proofErr w:type="gramStart"/>
-      <w:r>
-        <w:rPr>
-          <w:rFonts w:ascii="Times New Roman" w:hAnsi="Times New Roman" w:cs="Times New Roman"/>
-          <w:szCs w:val="21"/>
-        </w:rPr>
-        <w:t>面统一</w:t>
-      </w:r>
-      <w:proofErr w:type="gramEnd"/>
-      <w:r>
-        <w:rPr>
-          <w:rFonts w:ascii="Times New Roman" w:hAnsi="Times New Roman" w:cs="Times New Roman"/>
-          <w:szCs w:val="21"/>
-        </w:rPr>
-        <w:t>格式输出每个任务：</w:t>
+        <w:t>请按下面统一格式输出每个任务：</w:t>
       </w:r>
     </w:p>
     <w:p>
@@ -7885,362 +7339,6 @@
           <w:szCs w:val="21"/>
         </w:rPr>
         <w:t>情境背景：</w:t>
-      </w:r>
-    </w:p>
-    <w:p>
-      <w:pPr>
-        <w:rPr>
-          <w:rFonts w:ascii="Times New Roman" w:hAnsi="Times New Roman" w:cs="Times New Roman"/>
-          <w:szCs w:val="21"/>
-        </w:rPr>
-      </w:pPr>
-      <w:r>
-        <w:rPr>
-          <w:rFonts w:ascii="Times New Roman" w:hAnsi="Times New Roman" w:cs="Times New Roman"/>
-          <w:szCs w:val="21"/>
-        </w:rPr>
-        <w:t xml:space="preserve">  - </w:t>
-      </w:r>
-      <w:r>
-        <w:rPr>
-          <w:rFonts w:ascii="Times New Roman" w:hAnsi="Times New Roman" w:cs="Times New Roman"/>
-          <w:szCs w:val="21"/>
-        </w:rPr>
-        <w:t>发生在什么时间、地点？（例如：</w:t>
-      </w:r>
-      <w:r>
-        <w:rPr>
-          <w:rFonts w:ascii="Times New Roman" w:hAnsi="Times New Roman" w:cs="Times New Roman"/>
-          <w:szCs w:val="21"/>
-        </w:rPr>
-        <w:t xml:space="preserve">2030 </w:t>
-      </w:r>
-      <w:r>
-        <w:rPr>
-          <w:rFonts w:ascii="Times New Roman" w:hAnsi="Times New Roman" w:cs="Times New Roman"/>
-          <w:szCs w:val="21"/>
-        </w:rPr>
-        <w:t>年某城市的学校</w:t>
-      </w:r>
-      <w:r>
-        <w:rPr>
-          <w:rFonts w:ascii="Times New Roman" w:hAnsi="Times New Roman" w:cs="Times New Roman"/>
-          <w:szCs w:val="21"/>
-        </w:rPr>
-        <w:t xml:space="preserve"> / 2033 </w:t>
-      </w:r>
-      <w:r>
-        <w:rPr>
-          <w:rFonts w:ascii="Times New Roman" w:hAnsi="Times New Roman" w:cs="Times New Roman"/>
-          <w:szCs w:val="21"/>
-        </w:rPr>
-        <w:t>年的社区实验室等）</w:t>
-      </w:r>
-    </w:p>
-    <w:p>
-      <w:pPr>
-        <w:rPr>
-          <w:rFonts w:ascii="Times New Roman" w:hAnsi="Times New Roman" w:cs="Times New Roman"/>
-          <w:szCs w:val="21"/>
-        </w:rPr>
-      </w:pPr>
-      <w:r>
-        <w:rPr>
-          <w:rFonts w:ascii="Times New Roman" w:hAnsi="Times New Roman" w:cs="Times New Roman"/>
-          <w:szCs w:val="21"/>
-        </w:rPr>
-        <w:t xml:space="preserve">  - </w:t>
-      </w:r>
-      <w:r>
-        <w:rPr>
-          <w:rFonts w:ascii="Times New Roman" w:hAnsi="Times New Roman" w:cs="Times New Roman"/>
-          <w:szCs w:val="21"/>
-        </w:rPr>
-        <w:t>和哪</w:t>
-      </w:r>
-      <w:r>
-        <w:rPr>
-          <w:rFonts w:ascii="Times New Roman" w:hAnsi="Times New Roman" w:cs="Times New Roman"/>
-          <w:szCs w:val="21"/>
-        </w:rPr>
-        <w:t xml:space="preserve"> 1–2 </w:t>
-      </w:r>
-      <w:proofErr w:type="gramStart"/>
-      <w:r>
-        <w:rPr>
-          <w:rFonts w:ascii="Times New Roman" w:hAnsi="Times New Roman" w:cs="Times New Roman"/>
-          <w:szCs w:val="21"/>
-        </w:rPr>
-        <w:t>个</w:t>
-      </w:r>
-      <w:proofErr w:type="gramEnd"/>
-      <w:r>
-        <w:rPr>
-          <w:rFonts w:ascii="Times New Roman" w:hAnsi="Times New Roman" w:cs="Times New Roman"/>
-          <w:szCs w:val="21"/>
-        </w:rPr>
-        <w:t xml:space="preserve"> Wave </w:t>
-      </w:r>
-      <w:r>
-        <w:rPr>
-          <w:rFonts w:ascii="Times New Roman" w:hAnsi="Times New Roman" w:cs="Times New Roman"/>
-          <w:szCs w:val="21"/>
-        </w:rPr>
-        <w:t>最相关？</w:t>
-      </w:r>
-    </w:p>
-    <w:p>
-      <w:pPr>
-        <w:rPr>
-          <w:rFonts w:ascii="Times New Roman" w:hAnsi="Times New Roman" w:cs="Times New Roman"/>
-          <w:szCs w:val="21"/>
-        </w:rPr>
-      </w:pPr>
-      <w:r>
-        <w:rPr>
-          <w:rFonts w:ascii="Times New Roman" w:hAnsi="Times New Roman" w:cs="Times New Roman"/>
-          <w:szCs w:val="21"/>
-        </w:rPr>
-        <w:t xml:space="preserve">- </w:t>
-      </w:r>
-      <w:r>
-        <w:rPr>
-          <w:rFonts w:ascii="Times New Roman" w:hAnsi="Times New Roman" w:cs="Times New Roman"/>
-          <w:szCs w:val="21"/>
-        </w:rPr>
-        <w:t>角色位置：</w:t>
-      </w:r>
-    </w:p>
-    <w:p>
-      <w:pPr>
-        <w:rPr>
-          <w:rFonts w:ascii="Times New Roman" w:hAnsi="Times New Roman" w:cs="Times New Roman"/>
-          <w:szCs w:val="21"/>
-        </w:rPr>
-      </w:pPr>
-      <w:r>
-        <w:rPr>
-          <w:rFonts w:ascii="Times New Roman" w:hAnsi="Times New Roman" w:cs="Times New Roman"/>
-          <w:szCs w:val="21"/>
-        </w:rPr>
-        <w:t xml:space="preserve">  - </w:t>
-      </w:r>
-      <w:r>
-        <w:rPr>
-          <w:rFonts w:ascii="Times New Roman" w:hAnsi="Times New Roman" w:cs="Times New Roman"/>
-          <w:szCs w:val="21"/>
-        </w:rPr>
-        <w:t>学生在这个任务中的身份是什么？（例如：数据志愿者、社区设计师、教育技术助教等）</w:t>
-      </w:r>
-    </w:p>
-    <w:p>
-      <w:pPr>
-        <w:rPr>
-          <w:rFonts w:ascii="Times New Roman" w:hAnsi="Times New Roman" w:cs="Times New Roman"/>
-          <w:szCs w:val="21"/>
-        </w:rPr>
-      </w:pPr>
-      <w:r>
-        <w:rPr>
-          <w:rFonts w:ascii="Times New Roman" w:hAnsi="Times New Roman" w:cs="Times New Roman"/>
-          <w:szCs w:val="21"/>
-        </w:rPr>
-        <w:t xml:space="preserve">- </w:t>
-      </w:r>
-      <w:r>
-        <w:rPr>
-          <w:rFonts w:ascii="Times New Roman" w:hAnsi="Times New Roman" w:cs="Times New Roman"/>
-          <w:szCs w:val="21"/>
-        </w:rPr>
-        <w:t>主要挑战：</w:t>
-      </w:r>
-    </w:p>
-    <w:p>
-      <w:pPr>
-        <w:rPr>
-          <w:rFonts w:ascii="Times New Roman" w:hAnsi="Times New Roman" w:cs="Times New Roman"/>
-          <w:szCs w:val="21"/>
-        </w:rPr>
-      </w:pPr>
-      <w:r>
-        <w:rPr>
-          <w:rFonts w:ascii="Times New Roman" w:hAnsi="Times New Roman" w:cs="Times New Roman"/>
-          <w:szCs w:val="21"/>
-        </w:rPr>
-        <w:t xml:space="preserve">  - </w:t>
-      </w:r>
-      <w:r>
-        <w:rPr>
-          <w:rFonts w:ascii="Times New Roman" w:hAnsi="Times New Roman" w:cs="Times New Roman"/>
-          <w:szCs w:val="21"/>
-        </w:rPr>
-        <w:t>他们要解决的核心问题</w:t>
-      </w:r>
-      <w:r>
-        <w:rPr>
-          <w:rFonts w:ascii="Times New Roman" w:hAnsi="Times New Roman" w:cs="Times New Roman"/>
-          <w:szCs w:val="21"/>
-        </w:rPr>
-        <w:t>/</w:t>
-      </w:r>
-      <w:r>
-        <w:rPr>
-          <w:rFonts w:ascii="Times New Roman" w:hAnsi="Times New Roman" w:cs="Times New Roman"/>
-          <w:szCs w:val="21"/>
-        </w:rPr>
-        <w:t>需求是什么？</w:t>
-      </w:r>
-    </w:p>
-    <w:p>
-      <w:pPr>
-        <w:rPr>
-          <w:rFonts w:ascii="Times New Roman" w:hAnsi="Times New Roman" w:cs="Times New Roman"/>
-          <w:szCs w:val="21"/>
-        </w:rPr>
-      </w:pPr>
-      <w:r>
-        <w:rPr>
-          <w:rFonts w:ascii="Times New Roman" w:hAnsi="Times New Roman" w:cs="Times New Roman"/>
-          <w:szCs w:val="21"/>
-        </w:rPr>
-        <w:t xml:space="preserve">- </w:t>
-      </w:r>
-      <w:r>
-        <w:rPr>
-          <w:rFonts w:ascii="Times New Roman" w:hAnsi="Times New Roman" w:cs="Times New Roman"/>
-          <w:szCs w:val="21"/>
-        </w:rPr>
-        <w:t>行动步骤（</w:t>
-      </w:r>
-      <w:r>
-        <w:rPr>
-          <w:rFonts w:ascii="Times New Roman" w:hAnsi="Times New Roman" w:cs="Times New Roman"/>
-          <w:szCs w:val="21"/>
-        </w:rPr>
-        <w:t xml:space="preserve">3–5 </w:t>
-      </w:r>
-      <w:r>
-        <w:rPr>
-          <w:rFonts w:ascii="Times New Roman" w:hAnsi="Times New Roman" w:cs="Times New Roman"/>
-          <w:szCs w:val="21"/>
-        </w:rPr>
-        <w:t>条）：</w:t>
-      </w:r>
-    </w:p>
-    <w:p>
-      <w:pPr>
-        <w:rPr>
-          <w:rFonts w:ascii="Times New Roman" w:hAnsi="Times New Roman" w:cs="Times New Roman"/>
-          <w:szCs w:val="21"/>
-        </w:rPr>
-      </w:pPr>
-      <w:r>
-        <w:rPr>
-          <w:rFonts w:ascii="Times New Roman" w:hAnsi="Times New Roman" w:cs="Times New Roman"/>
-          <w:szCs w:val="21"/>
-        </w:rPr>
-        <w:t xml:space="preserve">  - </w:t>
-      </w:r>
-      <w:r>
-        <w:rPr>
-          <w:rFonts w:ascii="Times New Roman" w:hAnsi="Times New Roman" w:cs="Times New Roman"/>
-          <w:szCs w:val="21"/>
-        </w:rPr>
-        <w:t>每条描述学生「具体要做什么」；</w:t>
-      </w:r>
-    </w:p>
-    <w:p>
-      <w:pPr>
-        <w:rPr>
-          <w:rFonts w:ascii="Times New Roman" w:hAnsi="Times New Roman" w:cs="Times New Roman"/>
-          <w:szCs w:val="21"/>
-        </w:rPr>
-      </w:pPr>
-      <w:r>
-        <w:rPr>
-          <w:rFonts w:ascii="Times New Roman" w:hAnsi="Times New Roman" w:cs="Times New Roman"/>
-          <w:szCs w:val="21"/>
-        </w:rPr>
-        <w:t xml:space="preserve">  - </w:t>
-      </w:r>
-      <w:r>
-        <w:rPr>
-          <w:rFonts w:ascii="Times New Roman" w:hAnsi="Times New Roman" w:cs="Times New Roman"/>
-          <w:szCs w:val="21"/>
-        </w:rPr>
-        <w:t>至少</w:t>
-      </w:r>
-      <w:r>
-        <w:rPr>
-          <w:rFonts w:ascii="Times New Roman" w:hAnsi="Times New Roman" w:cs="Times New Roman"/>
-          <w:szCs w:val="21"/>
-        </w:rPr>
-        <w:t xml:space="preserve"> 1–2 </w:t>
-      </w:r>
-      <w:r>
-        <w:rPr>
-          <w:rFonts w:ascii="Times New Roman" w:hAnsi="Times New Roman" w:cs="Times New Roman"/>
-          <w:szCs w:val="21"/>
-        </w:rPr>
-        <w:t>条要点明会用到哪些</w:t>
-      </w:r>
-      <w:r>
-        <w:rPr>
-          <w:rFonts w:ascii="Times New Roman" w:hAnsi="Times New Roman" w:cs="Times New Roman"/>
-          <w:szCs w:val="21"/>
-        </w:rPr>
-        <w:t xml:space="preserve"> STEM </w:t>
-      </w:r>
-      <w:r>
-        <w:rPr>
-          <w:rFonts w:ascii="Times New Roman" w:hAnsi="Times New Roman" w:cs="Times New Roman"/>
-          <w:szCs w:val="21"/>
-        </w:rPr>
-        <w:t>能力（如：编程、数据分析、调查、原型制作等）；</w:t>
-      </w:r>
-    </w:p>
-    <w:p>
-      <w:pPr>
-        <w:rPr>
-          <w:rFonts w:ascii="Times New Roman" w:hAnsi="Times New Roman" w:cs="Times New Roman"/>
-          <w:szCs w:val="21"/>
-        </w:rPr>
-      </w:pPr>
-      <w:r>
-        <w:rPr>
-          <w:rFonts w:ascii="Times New Roman" w:hAnsi="Times New Roman" w:cs="Times New Roman"/>
-          <w:szCs w:val="21"/>
-        </w:rPr>
-        <w:t xml:space="preserve">  - </w:t>
-      </w:r>
-      <w:r>
-        <w:rPr>
-          <w:rFonts w:ascii="Times New Roman" w:hAnsi="Times New Roman" w:cs="Times New Roman"/>
-          <w:szCs w:val="21"/>
-        </w:rPr>
-        <w:t>同时指出会锻炼到哪些软能力（如：共情、协作、批判思维、伦理决策等）。</w:t>
-      </w:r>
-    </w:p>
-    <w:p>
-      <w:pPr>
-        <w:rPr>
-          <w:rFonts w:ascii="Times New Roman" w:hAnsi="Times New Roman" w:cs="Times New Roman"/>
-          <w:szCs w:val="21"/>
-        </w:rPr>
-      </w:pPr>
-      <w:r>
-        <w:rPr>
-          <w:rFonts w:ascii="Times New Roman" w:hAnsi="Times New Roman" w:cs="Times New Roman"/>
-          <w:szCs w:val="21"/>
-        </w:rPr>
-        <w:t xml:space="preserve">- </w:t>
-      </w:r>
-      <w:r>
-        <w:rPr>
-          <w:rFonts w:ascii="Times New Roman" w:hAnsi="Times New Roman" w:cs="Times New Roman"/>
-          <w:szCs w:val="21"/>
-        </w:rPr>
-        <w:t>预期影响：</w:t>
       </w:r>
     </w:p>
     <w:p>
@@ -8263,23 +7361,85 @@
           <w:rFonts w:ascii="Times New Roman" w:hAnsi="Times New Roman" w:cs="Times New Roman"/>
           <w:szCs w:val="21"/>
         </w:rPr>
-        <w:t>这个任务会对</w:t>
-      </w:r>
-      <w:proofErr w:type="gramStart"/>
-      <w:r>
-        <w:rPr>
-          <w:rFonts w:ascii="Times New Roman" w:hAnsi="Times New Roman" w:cs="Times New Roman"/>
-          <w:szCs w:val="21"/>
-        </w:rPr>
-        <w:t>谁产生</w:t>
-      </w:r>
-      <w:proofErr w:type="gramEnd"/>
-      <w:r>
-        <w:rPr>
-          <w:rFonts w:ascii="Times New Roman" w:hAnsi="Times New Roman" w:cs="Times New Roman"/>
-          <w:szCs w:val="21"/>
-        </w:rPr>
-        <w:t>什么积极影响？</w:t>
+        <w:t>发生在什么时间、地点？（例如：</w:t>
+      </w:r>
+      <w:r>
+        <w:rPr>
+          <w:rFonts w:ascii="Times New Roman" w:hAnsi="Times New Roman" w:cs="Times New Roman"/>
+          <w:szCs w:val="21"/>
+        </w:rPr>
+        <w:t xml:space="preserve">2030 </w:t>
+      </w:r>
+      <w:r>
+        <w:rPr>
+          <w:rFonts w:ascii="Times New Roman" w:hAnsi="Times New Roman" w:cs="Times New Roman"/>
+          <w:szCs w:val="21"/>
+        </w:rPr>
+        <w:t>年某城市的学校</w:t>
+      </w:r>
+      <w:r>
+        <w:rPr>
+          <w:rFonts w:ascii="Times New Roman" w:hAnsi="Times New Roman" w:cs="Times New Roman"/>
+          <w:szCs w:val="21"/>
+        </w:rPr>
+        <w:t xml:space="preserve"> / 2033 </w:t>
+      </w:r>
+      <w:r>
+        <w:rPr>
+          <w:rFonts w:ascii="Times New Roman" w:hAnsi="Times New Roman" w:cs="Times New Roman"/>
+          <w:szCs w:val="21"/>
+        </w:rPr>
+        <w:t>年的社区实验室等）</w:t>
+      </w:r>
+    </w:p>
+    <w:p>
+      <w:pPr>
+        <w:rPr>
+          <w:rFonts w:ascii="Times New Roman" w:hAnsi="Times New Roman" w:cs="Times New Roman"/>
+          <w:szCs w:val="21"/>
+        </w:rPr>
+      </w:pPr>
+      <w:r>
+        <w:rPr>
+          <w:rFonts w:ascii="Times New Roman" w:hAnsi="Times New Roman" w:cs="Times New Roman"/>
+          <w:szCs w:val="21"/>
+        </w:rPr>
+        <w:t xml:space="preserve">  - </w:t>
+      </w:r>
+      <w:r>
+        <w:rPr>
+          <w:rFonts w:ascii="Times New Roman" w:hAnsi="Times New Roman" w:cs="Times New Roman"/>
+          <w:szCs w:val="21"/>
+        </w:rPr>
+        <w:t>和哪</w:t>
+      </w:r>
+      <w:r>
+        <w:rPr>
+          <w:rFonts w:ascii="Times New Roman" w:hAnsi="Times New Roman" w:cs="Times New Roman"/>
+          <w:szCs w:val="21"/>
+        </w:rPr>
+        <w:t xml:space="preserve"> 1–2 </w:t>
+      </w:r>
+      <w:r>
+        <w:rPr>
+          <w:rFonts w:ascii="Times New Roman" w:hAnsi="Times New Roman" w:cs="Times New Roman"/>
+          <w:szCs w:val="21"/>
+        </w:rPr>
+        <w:t>个</w:t>
+      </w:r>
+      <w:r>
+        <w:rPr>
+          <w:rFonts w:ascii="Times New Roman" w:hAnsi="Times New Roman" w:cs="Times New Roman"/>
+          <w:szCs w:val="21"/>
+        </w:rPr>
+        <w:t xml:space="preserve"> Wave </w:t>
+      </w:r>
+      <w:r>
+        <w:rPr>
+          <w:rFonts w:ascii="Times New Roman" w:hAnsi="Times New Roman" w:cs="Times New Roman"/>
+          <w:szCs w:val="21"/>
+        </w:rPr>
+        <w:t>最相关？</w:t>
       </w:r>
     </w:p>
     <w:p>
@@ -8301,6 +7461,282 @@
           <w:rFonts w:ascii="Times New Roman" w:hAnsi="Times New Roman" w:cs="Times New Roman"/>
           <w:szCs w:val="21"/>
         </w:rPr>
+        <w:t>角色位置：</w:t>
+      </w:r>
+    </w:p>
+    <w:p>
+      <w:pPr>
+        <w:rPr>
+          <w:rFonts w:ascii="Times New Roman" w:hAnsi="Times New Roman" w:cs="Times New Roman"/>
+          <w:szCs w:val="21"/>
+        </w:rPr>
+      </w:pPr>
+      <w:r>
+        <w:rPr>
+          <w:rFonts w:ascii="Times New Roman" w:hAnsi="Times New Roman" w:cs="Times New Roman"/>
+          <w:szCs w:val="21"/>
+        </w:rPr>
+        <w:t xml:space="preserve">  - </w:t>
+      </w:r>
+      <w:r>
+        <w:rPr>
+          <w:rFonts w:ascii="Times New Roman" w:hAnsi="Times New Roman" w:cs="Times New Roman"/>
+          <w:szCs w:val="21"/>
+        </w:rPr>
+        <w:t>学生在这个任务中的身份是什么？（例如：数据志愿者、社区设计师、教育技术助教等）</w:t>
+      </w:r>
+    </w:p>
+    <w:p>
+      <w:pPr>
+        <w:rPr>
+          <w:rFonts w:ascii="Times New Roman" w:hAnsi="Times New Roman" w:cs="Times New Roman"/>
+          <w:szCs w:val="21"/>
+        </w:rPr>
+      </w:pPr>
+      <w:r>
+        <w:rPr>
+          <w:rFonts w:ascii="Times New Roman" w:hAnsi="Times New Roman" w:cs="Times New Roman"/>
+          <w:szCs w:val="21"/>
+        </w:rPr>
+        <w:t xml:space="preserve">- </w:t>
+      </w:r>
+      <w:r>
+        <w:rPr>
+          <w:rFonts w:ascii="Times New Roman" w:hAnsi="Times New Roman" w:cs="Times New Roman"/>
+          <w:szCs w:val="21"/>
+        </w:rPr>
+        <w:t>主要挑战：</w:t>
+      </w:r>
+    </w:p>
+    <w:p>
+      <w:pPr>
+        <w:rPr>
+          <w:rFonts w:ascii="Times New Roman" w:hAnsi="Times New Roman" w:cs="Times New Roman"/>
+          <w:szCs w:val="21"/>
+        </w:rPr>
+      </w:pPr>
+      <w:r>
+        <w:rPr>
+          <w:rFonts w:ascii="Times New Roman" w:hAnsi="Times New Roman" w:cs="Times New Roman"/>
+          <w:szCs w:val="21"/>
+        </w:rPr>
+        <w:t xml:space="preserve">  - </w:t>
+      </w:r>
+      <w:r>
+        <w:rPr>
+          <w:rFonts w:ascii="Times New Roman" w:hAnsi="Times New Roman" w:cs="Times New Roman"/>
+          <w:szCs w:val="21"/>
+        </w:rPr>
+        <w:t>他们要解决的核心问题</w:t>
+      </w:r>
+      <w:r>
+        <w:rPr>
+          <w:rFonts w:ascii="Times New Roman" w:hAnsi="Times New Roman" w:cs="Times New Roman"/>
+          <w:szCs w:val="21"/>
+        </w:rPr>
+        <w:t>/</w:t>
+      </w:r>
+      <w:r>
+        <w:rPr>
+          <w:rFonts w:ascii="Times New Roman" w:hAnsi="Times New Roman" w:cs="Times New Roman"/>
+          <w:szCs w:val="21"/>
+        </w:rPr>
+        <w:t>需求是什么？</w:t>
+      </w:r>
+    </w:p>
+    <w:p>
+      <w:pPr>
+        <w:rPr>
+          <w:rFonts w:ascii="Times New Roman" w:hAnsi="Times New Roman" w:cs="Times New Roman"/>
+          <w:szCs w:val="21"/>
+        </w:rPr>
+      </w:pPr>
+      <w:r>
+        <w:rPr>
+          <w:rFonts w:ascii="Times New Roman" w:hAnsi="Times New Roman" w:cs="Times New Roman"/>
+          <w:szCs w:val="21"/>
+        </w:rPr>
+        <w:t xml:space="preserve">- </w:t>
+      </w:r>
+      <w:r>
+        <w:rPr>
+          <w:rFonts w:ascii="Times New Roman" w:hAnsi="Times New Roman" w:cs="Times New Roman"/>
+          <w:szCs w:val="21"/>
+        </w:rPr>
+        <w:t>行动步骤（</w:t>
+      </w:r>
+      <w:r>
+        <w:rPr>
+          <w:rFonts w:ascii="Times New Roman" w:hAnsi="Times New Roman" w:cs="Times New Roman"/>
+          <w:szCs w:val="21"/>
+        </w:rPr>
+        <w:t xml:space="preserve">3–5 </w:t>
+      </w:r>
+      <w:r>
+        <w:rPr>
+          <w:rFonts w:ascii="Times New Roman" w:hAnsi="Times New Roman" w:cs="Times New Roman"/>
+          <w:szCs w:val="21"/>
+        </w:rPr>
+        <w:t>条）：</w:t>
+      </w:r>
+    </w:p>
+    <w:p>
+      <w:pPr>
+        <w:rPr>
+          <w:rFonts w:ascii="Times New Roman" w:hAnsi="Times New Roman" w:cs="Times New Roman"/>
+          <w:szCs w:val="21"/>
+        </w:rPr>
+      </w:pPr>
+      <w:r>
+        <w:rPr>
+          <w:rFonts w:ascii="Times New Roman" w:hAnsi="Times New Roman" w:cs="Times New Roman"/>
+          <w:szCs w:val="21"/>
+        </w:rPr>
+        <w:t xml:space="preserve">  - </w:t>
+      </w:r>
+      <w:r>
+        <w:rPr>
+          <w:rFonts w:ascii="Times New Roman" w:hAnsi="Times New Roman" w:cs="Times New Roman"/>
+          <w:szCs w:val="21"/>
+        </w:rPr>
+        <w:t>每条描述学生「具体要做什么」；</w:t>
+      </w:r>
+    </w:p>
+    <w:p>
+      <w:pPr>
+        <w:rPr>
+          <w:rFonts w:ascii="Times New Roman" w:hAnsi="Times New Roman" w:cs="Times New Roman"/>
+          <w:szCs w:val="21"/>
+        </w:rPr>
+      </w:pPr>
+      <w:r>
+        <w:rPr>
+          <w:rFonts w:ascii="Times New Roman" w:hAnsi="Times New Roman" w:cs="Times New Roman"/>
+          <w:szCs w:val="21"/>
+        </w:rPr>
+        <w:t xml:space="preserve">  - </w:t>
+      </w:r>
+      <w:r>
+        <w:rPr>
+          <w:rFonts w:ascii="Times New Roman" w:hAnsi="Times New Roman" w:cs="Times New Roman"/>
+          <w:szCs w:val="21"/>
+        </w:rPr>
+        <w:t>至少</w:t>
+      </w:r>
+      <w:r>
+        <w:rPr>
+          <w:rFonts w:ascii="Times New Roman" w:hAnsi="Times New Roman" w:cs="Times New Roman"/>
+          <w:szCs w:val="21"/>
+        </w:rPr>
+        <w:t xml:space="preserve"> 1–2 </w:t>
+      </w:r>
+      <w:r>
+        <w:rPr>
+          <w:rFonts w:ascii="Times New Roman" w:hAnsi="Times New Roman" w:cs="Times New Roman"/>
+          <w:szCs w:val="21"/>
+        </w:rPr>
+        <w:t>条要点明会用到哪些</w:t>
+      </w:r>
+      <w:r>
+        <w:rPr>
+          <w:rFonts w:ascii="Times New Roman" w:hAnsi="Times New Roman" w:cs="Times New Roman"/>
+          <w:szCs w:val="21"/>
+        </w:rPr>
+        <w:t xml:space="preserve"> STEM </w:t>
+      </w:r>
+      <w:r>
+        <w:rPr>
+          <w:rFonts w:ascii="Times New Roman" w:hAnsi="Times New Roman" w:cs="Times New Roman"/>
+          <w:szCs w:val="21"/>
+        </w:rPr>
+        <w:t>能力（如：编程、数据分析、调查、原型制作等）；</w:t>
+      </w:r>
+    </w:p>
+    <w:p>
+      <w:pPr>
+        <w:rPr>
+          <w:rFonts w:ascii="Times New Roman" w:hAnsi="Times New Roman" w:cs="Times New Roman"/>
+          <w:szCs w:val="21"/>
+        </w:rPr>
+      </w:pPr>
+      <w:r>
+        <w:rPr>
+          <w:rFonts w:ascii="Times New Roman" w:hAnsi="Times New Roman" w:cs="Times New Roman"/>
+          <w:szCs w:val="21"/>
+        </w:rPr>
+        <w:t xml:space="preserve">  - </w:t>
+      </w:r>
+      <w:r>
+        <w:rPr>
+          <w:rFonts w:ascii="Times New Roman" w:hAnsi="Times New Roman" w:cs="Times New Roman"/>
+          <w:szCs w:val="21"/>
+        </w:rPr>
+        <w:t>同时指出会锻炼到哪些软能力（如：共情、协作、批判思维、伦理决策等）。</w:t>
+      </w:r>
+    </w:p>
+    <w:p>
+      <w:pPr>
+        <w:rPr>
+          <w:rFonts w:ascii="Times New Roman" w:hAnsi="Times New Roman" w:cs="Times New Roman"/>
+          <w:szCs w:val="21"/>
+        </w:rPr>
+      </w:pPr>
+      <w:r>
+        <w:rPr>
+          <w:rFonts w:ascii="Times New Roman" w:hAnsi="Times New Roman" w:cs="Times New Roman"/>
+          <w:szCs w:val="21"/>
+        </w:rPr>
+        <w:t xml:space="preserve">- </w:t>
+      </w:r>
+      <w:r>
+        <w:rPr>
+          <w:rFonts w:ascii="Times New Roman" w:hAnsi="Times New Roman" w:cs="Times New Roman"/>
+          <w:szCs w:val="21"/>
+        </w:rPr>
+        <w:t>预期影响：</w:t>
+      </w:r>
+    </w:p>
+    <w:p>
+      <w:pPr>
+        <w:rPr>
+          <w:rFonts w:ascii="Times New Roman" w:hAnsi="Times New Roman" w:cs="Times New Roman"/>
+          <w:szCs w:val="21"/>
+        </w:rPr>
+      </w:pPr>
+      <w:r>
+        <w:rPr>
+          <w:rFonts w:ascii="Times New Roman" w:hAnsi="Times New Roman" w:cs="Times New Roman"/>
+          <w:szCs w:val="21"/>
+        </w:rPr>
+        <w:t xml:space="preserve">  - </w:t>
+      </w:r>
+      <w:r>
+        <w:rPr>
+          <w:rFonts w:ascii="Times New Roman" w:hAnsi="Times New Roman" w:cs="Times New Roman"/>
+          <w:szCs w:val="21"/>
+        </w:rPr>
+        <w:t>这个任务会对谁产生什么积极影响？</w:t>
+      </w:r>
+    </w:p>
+    <w:p>
+      <w:pPr>
+        <w:rPr>
+          <w:rFonts w:ascii="Times New Roman" w:hAnsi="Times New Roman" w:cs="Times New Roman"/>
+          <w:szCs w:val="21"/>
+        </w:rPr>
+      </w:pPr>
+      <w:r>
+        <w:rPr>
+          <w:rFonts w:ascii="Times New Roman" w:hAnsi="Times New Roman" w:cs="Times New Roman"/>
+          <w:szCs w:val="21"/>
+        </w:rPr>
+        <w:t xml:space="preserve">- </w:t>
+      </w:r>
+      <w:r>
+        <w:rPr>
+          <w:rFonts w:ascii="Times New Roman" w:hAnsi="Times New Roman" w:cs="Times New Roman"/>
+          <w:szCs w:val="21"/>
+        </w:rPr>
         <w:t>反思问题（</w:t>
       </w:r>
       <w:r>
@@ -8310,21 +7746,12 @@
         </w:rPr>
         <w:t xml:space="preserve">2–3 </w:t>
       </w:r>
-      <w:proofErr w:type="gramStart"/>
-      <w:r>
-        <w:rPr>
-          <w:rFonts w:ascii="Times New Roman" w:hAnsi="Times New Roman" w:cs="Times New Roman"/>
-          <w:szCs w:val="21"/>
-        </w:rPr>
-        <w:t>个</w:t>
-      </w:r>
-      <w:proofErr w:type="gramEnd"/>
-      <w:r>
-        <w:rPr>
-          <w:rFonts w:ascii="Times New Roman" w:hAnsi="Times New Roman" w:cs="Times New Roman"/>
-          <w:szCs w:val="21"/>
-        </w:rPr>
-        <w:t>）：</w:t>
+      <w:r>
+        <w:rPr>
+          <w:rFonts w:ascii="Times New Roman" w:hAnsi="Times New Roman" w:cs="Times New Roman"/>
+          <w:szCs w:val="21"/>
+        </w:rPr>
+        <w:t>个）：</w:t>
       </w:r>
     </w:p>
     <w:p>
@@ -8493,23 +7920,7 @@
           <w:rFonts w:ascii="Times New Roman" w:hAnsi="Times New Roman" w:cs="Times New Roman"/>
           <w:szCs w:val="21"/>
         </w:rPr>
-        <w:t>结构清晰、分条列出，方便直接拷贝</w:t>
-      </w:r>
-      <w:proofErr w:type="gramStart"/>
-      <w:r>
-        <w:rPr>
-          <w:rFonts w:ascii="Times New Roman" w:hAnsi="Times New Roman" w:cs="Times New Roman"/>
-          <w:szCs w:val="21"/>
-        </w:rPr>
-        <w:t>进教学</w:t>
-      </w:r>
-      <w:proofErr w:type="gramEnd"/>
-      <w:r>
-        <w:rPr>
-          <w:rFonts w:ascii="Times New Roman" w:hAnsi="Times New Roman" w:cs="Times New Roman"/>
-          <w:szCs w:val="21"/>
-        </w:rPr>
-        <w:t>设计文档；</w:t>
+        <w:t>结构清晰、分条列出，方便直接拷贝进教学设计文档；</w:t>
       </w:r>
     </w:p>
     <w:p>
@@ -8553,7 +7964,7 @@
           <w:szCs w:val="24"/>
         </w:rPr>
       </w:pPr>
-      <w:bookmarkStart w:id="17" w:name="_Toc228731856"/>
+      <w:bookmarkStart w:id="18" w:name="_Toc228731856"/>
       <w:r>
         <w:rPr>
           <w:rFonts w:ascii="Times New Roman" w:hAnsi="Times New Roman" w:cs="Times New Roman"/>
@@ -8564,7 +7975,7 @@
         </w:rPr>
         <w:t>AI Feature 3: AI Reflection Mentor (Ending Page)</w:t>
       </w:r>
-      <w:bookmarkEnd w:id="17"/>
+      <w:bookmarkEnd w:id="18"/>
     </w:p>
     <w:p>
       <w:pPr>
@@ -8834,6 +8245,7 @@
           <w:rFonts w:ascii="Times New Roman" w:hAnsi="Times New Roman" w:cs="Times New Roman"/>
           <w:szCs w:val="21"/>
         </w:rPr>
+        <w:lastRenderedPageBreak/>
         <w:t>我刚刚完成了一个叫「</w:t>
       </w:r>
       <w:r>
@@ -8927,46 +8339,14 @@
           <w:rFonts w:ascii="Times New Roman" w:hAnsi="Times New Roman" w:cs="Times New Roman"/>
           <w:szCs w:val="21"/>
         </w:rPr>
-        <w:t>在游戏</w:t>
-      </w:r>
-      <w:proofErr w:type="gramStart"/>
-      <w:r>
-        <w:rPr>
-          <w:rFonts w:ascii="Times New Roman" w:hAnsi="Times New Roman" w:cs="Times New Roman"/>
-          <w:szCs w:val="21"/>
-        </w:rPr>
-        <w:t>里勾选过</w:t>
-      </w:r>
-      <w:proofErr w:type="gramEnd"/>
-      <w:r>
-        <w:rPr>
-          <w:rFonts w:ascii="Times New Roman" w:hAnsi="Times New Roman" w:cs="Times New Roman"/>
-          <w:szCs w:val="21"/>
-        </w:rPr>
-        <w:t>的软能力（全人能力）：</w:t>
-      </w:r>
-      <w:r>
-        <w:rPr>
-          <w:rFonts w:ascii="Times New Roman" w:hAnsi="Times New Roman" w:cs="Times New Roman"/>
-          <w:szCs w:val="21"/>
-        </w:rPr>
-        <w:t>${</w:t>
-      </w:r>
-      <w:proofErr w:type="spellStart"/>
-      <w:r>
-        <w:rPr>
-          <w:rFonts w:ascii="Times New Roman" w:hAnsi="Times New Roman" w:cs="Times New Roman"/>
-          <w:szCs w:val="21"/>
-        </w:rPr>
-        <w:t>wpList</w:t>
-      </w:r>
-      <w:proofErr w:type="spellEnd"/>
-      <w:r>
-        <w:rPr>
-          <w:rFonts w:ascii="Times New Roman" w:hAnsi="Times New Roman" w:cs="Times New Roman"/>
-          <w:szCs w:val="21"/>
-        </w:rPr>
-        <w:t>}</w:t>
+        <w:t>在游戏里勾选过的软能力（全人能力）：</w:t>
+      </w:r>
+      <w:r>
+        <w:rPr>
+          <w:rFonts w:ascii="Times New Roman" w:hAnsi="Times New Roman" w:cs="Times New Roman"/>
+          <w:szCs w:val="21"/>
+        </w:rPr>
+        <w:t>${wpList}</w:t>
       </w:r>
     </w:p>
     <w:p>
@@ -9020,21 +8400,12 @@
         </w:rPr>
         <w:t xml:space="preserve">3–5 </w:t>
       </w:r>
-      <w:proofErr w:type="gramStart"/>
-      <w:r>
-        <w:rPr>
-          <w:rFonts w:ascii="Times New Roman" w:hAnsi="Times New Roman" w:cs="Times New Roman"/>
-          <w:szCs w:val="21"/>
-        </w:rPr>
-        <w:t>个</w:t>
-      </w:r>
-      <w:proofErr w:type="gramEnd"/>
-      <w:r>
-        <w:rPr>
-          <w:rFonts w:ascii="Times New Roman" w:hAnsi="Times New Roman" w:cs="Times New Roman"/>
-          <w:szCs w:val="21"/>
-        </w:rPr>
-        <w:t>可以写日记式反思的问题，适合我课后慢慢写（用</w:t>
+      <w:r>
+        <w:rPr>
+          <w:rFonts w:ascii="Times New Roman" w:hAnsi="Times New Roman" w:cs="Times New Roman"/>
+          <w:szCs w:val="21"/>
+        </w:rPr>
+        <w:t>个可以写日记式反思的问题，适合我课后慢慢写（用</w:t>
       </w:r>
       <w:r>
         <w:rPr>
@@ -9229,7 +8600,7 @@
           <w:szCs w:val="24"/>
         </w:rPr>
       </w:pPr>
-      <w:bookmarkStart w:id="18" w:name="_Toc228731857"/>
+      <w:bookmarkStart w:id="19" w:name="_Toc228731857"/>
       <w:r>
         <w:rPr>
           <w:rFonts w:ascii="Times New Roman" w:hAnsi="Times New Roman" w:cs="Times New Roman"/>
@@ -9240,7 +8611,7 @@
         </w:rPr>
         <w:t>Additional AI Prompt Templates——Context-Aware Step Assistant (AI Floating Button)</w:t>
       </w:r>
-      <w:bookmarkEnd w:id="18"/>
+      <w:bookmarkEnd w:id="19"/>
     </w:p>
     <w:p>
       <w:pPr>
@@ -9344,39 +8715,7 @@
           <w:rFonts w:ascii="Times New Roman" w:hAnsi="Times New Roman" w:cs="Times New Roman"/>
           <w:szCs w:val="21"/>
         </w:rPr>
-        <w:t xml:space="preserve">For space reasons I do not paste all step-aware templates here; the full versions are implemented </w:t>
-      </w:r>
-      <w:proofErr w:type="gramStart"/>
-      <w:r>
-        <w:rPr>
-          <w:rFonts w:ascii="Times New Roman" w:hAnsi="Times New Roman" w:cs="Times New Roman"/>
-          <w:szCs w:val="21"/>
-        </w:rPr>
-        <w:t>in</w:t>
-      </w:r>
-      <w:proofErr w:type="gramEnd"/>
-      <w:r>
-        <w:rPr>
-          <w:rFonts w:ascii="Times New Roman" w:hAnsi="Times New Roman" w:cs="Times New Roman"/>
-          <w:szCs w:val="21"/>
-        </w:rPr>
-        <w:t xml:space="preserve"> the webpage (</w:t>
-      </w:r>
-      <w:proofErr w:type="spellStart"/>
-      <w:r>
-        <w:rPr>
-          <w:rFonts w:ascii="Times New Roman" w:hAnsi="Times New Roman" w:cs="Times New Roman"/>
-          <w:szCs w:val="21"/>
-        </w:rPr>
-        <w:t>copyDeepSeekPrompt</w:t>
-      </w:r>
-      <w:proofErr w:type="spellEnd"/>
-      <w:r>
-        <w:rPr>
-          <w:rFonts w:ascii="Times New Roman" w:hAnsi="Times New Roman" w:cs="Times New Roman"/>
-          <w:szCs w:val="21"/>
-        </w:rPr>
-        <w:t xml:space="preserve"> in the JS code) and can be experienced by clicking the floating AI button in each step.</w:t>
+        <w:t>For space reasons I do not paste all step-aware templates here; the full versions are implemented in the webpage (copyDeepSeekPrompt in the JS code) and can be experienced by clicking the floating AI button in each step.</w:t>
       </w:r>
     </w:p>
     <w:p>
@@ -9398,7 +8737,7 @@
           <w:szCs w:val="32"/>
         </w:rPr>
       </w:pPr>
-      <w:bookmarkStart w:id="19" w:name="_Toc228731858"/>
+      <w:bookmarkStart w:id="20" w:name="_Toc228731858"/>
       <w:r>
         <w:rPr>
           <w:rFonts w:ascii="Times New Roman" w:hAnsi="Times New Roman" w:cs="Times New Roman"/>
@@ -9407,10 +8746,340 @@
           <w:sz w:val="32"/>
           <w:szCs w:val="32"/>
         </w:rPr>
-        <w:t xml:space="preserve">VI. How I used AI in this </w:t>
-      </w:r>
-      <w:proofErr w:type="spellStart"/>
-      <w:r>
+        <w:t>VI. How I used AI in this PSet</w:t>
+      </w:r>
+      <w:bookmarkEnd w:id="20"/>
+    </w:p>
+    <w:p>
+      <w:pPr>
+        <w:rPr>
+          <w:rFonts w:ascii="Times New Roman" w:hAnsi="Times New Roman" w:cs="Times New Roman"/>
+          <w:szCs w:val="21"/>
+        </w:rPr>
+      </w:pPr>
+      <w:r>
+        <w:rPr>
+          <w:rFonts w:ascii="Times New Roman" w:hAnsi="Times New Roman" w:cs="Times New Roman"/>
+          <w:szCs w:val="21"/>
+        </w:rPr>
+        <w:t>I used AI (DeepSeek and ChatGPT) throughout the design and development process in the following ways:</w:t>
+      </w:r>
+    </w:p>
+    <w:p>
+      <w:pPr>
+        <w:pStyle w:val="2"/>
+        <w:rPr>
+          <w:rFonts w:ascii="Times New Roman" w:hAnsi="Times New Roman" w:cs="Times New Roman"/>
+          <w:b/>
+          <w:bCs/>
+          <w:sz w:val="24"/>
+          <w:szCs w:val="24"/>
+        </w:rPr>
+      </w:pPr>
+      <w:bookmarkStart w:id="21" w:name="_Toc228731859"/>
+      <w:r>
+        <w:rPr>
+          <w:rFonts w:ascii="Times New Roman" w:hAnsi="Times New Roman" w:cs="Times New Roman"/>
+          <w:b/>
+          <w:bCs/>
+          <w:sz w:val="24"/>
+          <w:szCs w:val="24"/>
+        </w:rPr>
+        <w:t>Prompt engineering for in-game AI features</w:t>
+      </w:r>
+      <w:bookmarkEnd w:id="21"/>
+    </w:p>
+    <w:p>
+      <w:pPr>
+        <w:rPr>
+          <w:rFonts w:ascii="Times New Roman" w:hAnsi="Times New Roman" w:cs="Times New Roman"/>
+          <w:szCs w:val="21"/>
+        </w:rPr>
+      </w:pPr>
+      <w:r>
+        <w:rPr>
+          <w:rFonts w:ascii="Times New Roman" w:hAnsi="Times New Roman" w:cs="Times New Roman"/>
+          <w:szCs w:val="21"/>
+        </w:rPr>
+        <w:t>I iterated the STEM Story Coach prompt 4-5 times to reduce jargon and make it friendly for non-STEM students. Early versions were too technical; AI helped me simplify the language. For the Mission Generator prompt, I used AI to help structure the output format (easy/medium/challenging levels, teacher notes) based on examples of differentiated instruction.</w:t>
+      </w:r>
+    </w:p>
+    <w:p>
+      <w:pPr>
+        <w:rPr>
+          <w:rFonts w:ascii="Times New Roman" w:hAnsi="Times New Roman" w:cs="Times New Roman"/>
+          <w:szCs w:val="21"/>
+        </w:rPr>
+      </w:pPr>
+      <w:r>
+        <w:rPr>
+          <w:rFonts w:ascii="Times New Roman" w:hAnsi="Times New Roman" w:cs="Times New Roman"/>
+          <w:szCs w:val="21"/>
+        </w:rPr>
+        <w:t>The Reflection Mentor prompt was kept deliberately simple after AI suggested that "less is more" for reflection—too many instructions can overwhelm students.</w:t>
+      </w:r>
+    </w:p>
+    <w:p>
+      <w:pPr>
+        <w:rPr>
+          <w:rFonts w:ascii="Times New Roman" w:hAnsi="Times New Roman" w:cs="Times New Roman"/>
+          <w:szCs w:val="21"/>
+        </w:rPr>
+      </w:pPr>
+    </w:p>
+    <w:p>
+      <w:pPr>
+        <w:pStyle w:val="2"/>
+        <w:rPr>
+          <w:rFonts w:hint="eastAsia"/>
+          <w:sz w:val="24"/>
+          <w:szCs w:val="24"/>
+        </w:rPr>
+      </w:pPr>
+      <w:bookmarkStart w:id="22" w:name="_Toc228731860"/>
+      <w:r>
+        <w:rPr>
+          <w:rFonts w:ascii="Times New Roman" w:hAnsi="Times New Roman" w:cs="Times New Roman"/>
+          <w:b/>
+          <w:bCs/>
+          <w:sz w:val="24"/>
+          <w:szCs w:val="24"/>
+        </w:rPr>
+        <w:t>Code debugging and logic troubleshooting</w:t>
+      </w:r>
+      <w:bookmarkEnd w:id="22"/>
+    </w:p>
+    <w:p>
+      <w:pPr>
+        <w:rPr>
+          <w:rFonts w:ascii="Times New Roman" w:hAnsi="Times New Roman" w:cs="Times New Roman"/>
+          <w:szCs w:val="21"/>
+        </w:rPr>
+      </w:pPr>
+      <w:r>
+        <w:rPr>
+          <w:rFonts w:ascii="Times New Roman" w:hAnsi="Times New Roman" w:cs="Times New Roman"/>
+          <w:szCs w:val="21"/>
+        </w:rPr>
+        <w:t xml:space="preserve">I got stuck with duplicate bottom bars in Step 4.2 (the orbit-bottom-bar appeared twice). AI helped me trace the issue to a misplaced closing tag in the template literal. AI assisted in understanding </w:t>
+      </w:r>
+      <w:r>
+        <w:rPr>
+          <w:rFonts w:ascii="Times New Roman" w:hAnsi="Times New Roman" w:cs="Times New Roman"/>
+          <w:szCs w:val="21"/>
+        </w:rPr>
+        <w:lastRenderedPageBreak/>
+        <w:t>how to manage state transitions between Step 4.1, 4.2, and 4.3, particularly the logic for "btnNextWaveDecor" and when to move to 4.3.</w:t>
+      </w:r>
+    </w:p>
+    <w:p>
+      <w:pPr>
+        <w:rPr>
+          <w:rFonts w:ascii="Times New Roman" w:hAnsi="Times New Roman" w:cs="Times New Roman"/>
+          <w:szCs w:val="21"/>
+        </w:rPr>
+      </w:pPr>
+      <w:r>
+        <w:rPr>
+          <w:rFonts w:ascii="Times New Roman" w:hAnsi="Times New Roman" w:cs="Times New Roman"/>
+          <w:szCs w:val="21"/>
+        </w:rPr>
+        <w:t>I used AI to explain JavaScript concepts like dataset attributes, template literals, and event delegation when I was confused.</w:t>
+      </w:r>
+    </w:p>
+    <w:p>
+      <w:pPr>
+        <w:rPr>
+          <w:rFonts w:ascii="Times New Roman" w:hAnsi="Times New Roman" w:cs="Times New Roman"/>
+          <w:szCs w:val="21"/>
+        </w:rPr>
+      </w:pPr>
+    </w:p>
+    <w:p>
+      <w:pPr>
+        <w:pStyle w:val="2"/>
+        <w:rPr>
+          <w:rFonts w:ascii="Times New Roman" w:hAnsi="Times New Roman" w:cs="Times New Roman"/>
+          <w:b/>
+          <w:bCs/>
+          <w:sz w:val="24"/>
+          <w:szCs w:val="24"/>
+        </w:rPr>
+      </w:pPr>
+      <w:bookmarkStart w:id="23" w:name="_Toc228731861"/>
+      <w:r>
+        <w:rPr>
+          <w:rFonts w:ascii="Times New Roman" w:hAnsi="Times New Roman" w:cs="Times New Roman"/>
+          <w:b/>
+          <w:bCs/>
+          <w:sz w:val="24"/>
+          <w:szCs w:val="24"/>
+        </w:rPr>
+        <w:t>Content brainstorming and enrichment</w:t>
+      </w:r>
+      <w:bookmarkEnd w:id="23"/>
+    </w:p>
+    <w:p>
+      <w:pPr>
+        <w:rPr>
+          <w:rFonts w:ascii="Times New Roman" w:hAnsi="Times New Roman" w:cs="Times New Roman"/>
+          <w:szCs w:val="21"/>
+        </w:rPr>
+      </w:pPr>
+      <w:r>
+        <w:rPr>
+          <w:rFonts w:ascii="Times New Roman" w:hAnsi="Times New Roman" w:cs="Times New Roman"/>
+          <w:szCs w:val="21"/>
+        </w:rPr>
+        <w:t>AI helped generate diverse Future Waves across six domains, ensuring a mix of technological and socio-humanity topics. For the SHOCK card pool, AI suggested scenarios that balance plausibility with dramatic tension (e.g., climate cascades, AI trust crises). AI also helped brainstorm the whole-person competency list (empathy, collaboration, creativity, etc.) and ensured they were age-appropriate.</w:t>
+      </w:r>
+    </w:p>
+    <w:p>
+      <w:pPr>
+        <w:rPr>
+          <w:rFonts w:ascii="Times New Roman" w:hAnsi="Times New Roman" w:cs="Times New Roman"/>
+          <w:szCs w:val="21"/>
+        </w:rPr>
+      </w:pPr>
+    </w:p>
+    <w:p>
+      <w:pPr>
+        <w:pStyle w:val="2"/>
+        <w:rPr>
+          <w:rFonts w:ascii="Times New Roman" w:hAnsi="Times New Roman" w:cs="Times New Roman"/>
+          <w:b/>
+          <w:bCs/>
+          <w:sz w:val="24"/>
+          <w:szCs w:val="24"/>
+        </w:rPr>
+      </w:pPr>
+      <w:bookmarkStart w:id="24" w:name="_Toc228731862"/>
+      <w:r>
+        <w:rPr>
+          <w:rFonts w:ascii="Times New Roman" w:hAnsi="Times New Roman" w:cs="Times New Roman"/>
+          <w:b/>
+          <w:bCs/>
+          <w:sz w:val="24"/>
+          <w:szCs w:val="24"/>
+        </w:rPr>
+        <w:t>Design critique and alignment with learning objectives</w:t>
+      </w:r>
+      <w:bookmarkEnd w:id="24"/>
+    </w:p>
+    <w:p>
+      <w:pPr>
+        <w:rPr>
+          <w:rFonts w:ascii="Times New Roman" w:hAnsi="Times New Roman" w:cs="Times New Roman"/>
+          <w:szCs w:val="21"/>
+        </w:rPr>
+      </w:pPr>
+      <w:r>
+        <w:rPr>
+          <w:rFonts w:ascii="Times New Roman" w:hAnsi="Times New Roman" w:cs="Times New Roman"/>
+          <w:szCs w:val="21"/>
+        </w:rPr>
+        <w:t>I asked AI to "review my game design against the assignment requirements" to check if I was missing anything (e.g., ensuring non-STEM students are welcomed, making AI features meaningful). AI suggested adding the "step meaning" hints (</w:t>
+      </w:r>
+      <w:r>
+        <w:rPr>
+          <w:rFonts w:ascii="Segoe UI Emoji" w:hAnsi="Segoe UI Emoji" w:cs="Segoe UI Emoji"/>
+          <w:szCs w:val="21"/>
+        </w:rPr>
+        <w:t>🎯</w:t>
+      </w:r>
+      <w:r>
+        <w:rPr>
+          <w:rFonts w:ascii="Times New Roman" w:hAnsi="Times New Roman" w:cs="Times New Roman"/>
+          <w:szCs w:val="21"/>
+        </w:rPr>
+        <w:t>这一步的意义</w:t>
+      </w:r>
+      <w:r>
+        <w:rPr>
+          <w:rFonts w:ascii="Times New Roman" w:hAnsi="Times New Roman" w:cs="Times New Roman"/>
+          <w:szCs w:val="21"/>
+        </w:rPr>
+        <w:t>) to address the problem of students not understanding why each step matters—this became a key usability improvement.</w:t>
+      </w:r>
+    </w:p>
+    <w:p>
+      <w:pPr>
+        <w:rPr>
+          <w:rFonts w:ascii="Times New Roman" w:hAnsi="Times New Roman" w:cs="Times New Roman"/>
+          <w:szCs w:val="21"/>
+        </w:rPr>
+      </w:pPr>
+      <w:r>
+        <w:rPr>
+          <w:rFonts w:ascii="Times New Roman" w:hAnsi="Times New Roman" w:cs="Times New Roman"/>
+          <w:szCs w:val="21"/>
+        </w:rPr>
+        <w:t>I intentionally did not let AI "design the whole game for me." Instead, I treated AI as:</w:t>
+      </w:r>
+    </w:p>
+    <w:p>
+      <w:pPr>
+        <w:rPr>
+          <w:rFonts w:ascii="Times New Roman" w:hAnsi="Times New Roman" w:cs="Times New Roman"/>
+          <w:szCs w:val="21"/>
+        </w:rPr>
+      </w:pPr>
+      <w:r>
+        <w:rPr>
+          <w:rFonts w:ascii="Times New Roman" w:hAnsi="Times New Roman" w:cs="Times New Roman"/>
+          <w:szCs w:val="21"/>
+        </w:rPr>
+        <w:t>1. a co-writer for prompts and interface texts,</w:t>
+      </w:r>
+    </w:p>
+    <w:p>
+      <w:pPr>
+        <w:rPr>
+          <w:rFonts w:ascii="Times New Roman" w:hAnsi="Times New Roman" w:cs="Times New Roman"/>
+          <w:szCs w:val="21"/>
+        </w:rPr>
+      </w:pPr>
+      <w:r>
+        <w:rPr>
+          <w:rFonts w:ascii="Times New Roman" w:hAnsi="Times New Roman" w:cs="Times New Roman"/>
+          <w:szCs w:val="21"/>
+        </w:rPr>
+        <w:t>2. a debugging tutor when I got stuck,</w:t>
+      </w:r>
+    </w:p>
+    <w:p>
+      <w:pPr>
+        <w:rPr>
+          <w:rFonts w:ascii="Times New Roman" w:hAnsi="Times New Roman" w:cs="Times New Roman"/>
+          <w:szCs w:val="21"/>
+        </w:rPr>
+      </w:pPr>
+      <w:r>
+        <w:rPr>
+          <w:rFonts w:ascii="Times New Roman" w:hAnsi="Times New Roman" w:cs="Times New Roman"/>
+          <w:szCs w:val="21"/>
+        </w:rPr>
+        <w:t>3. a brainstorming partner for content,</w:t>
+      </w:r>
+    </w:p>
+    <w:p>
+      <w:pPr>
+        <w:rPr>
+          <w:rFonts w:ascii="Times New Roman" w:hAnsi="Times New Roman" w:cs="Times New Roman"/>
+          <w:szCs w:val="21"/>
+        </w:rPr>
+      </w:pPr>
+      <w:r>
+        <w:rPr>
+          <w:rFonts w:ascii="Times New Roman" w:hAnsi="Times New Roman" w:cs="Times New Roman"/>
+          <w:szCs w:val="21"/>
+        </w:rPr>
+        <w:t>4. a critical friend who helped me see blind spots in my design</w:t>
+      </w:r>
+    </w:p>
+    <w:p>
+      <w:pPr>
+        <w:pStyle w:val="1"/>
         <w:rPr>
           <w:rFonts w:ascii="Times New Roman" w:hAnsi="Times New Roman" w:cs="Times New Roman"/>
           <w:b/>
@@ -9418,356 +9087,9 @@
           <w:sz w:val="32"/>
           <w:szCs w:val="32"/>
         </w:rPr>
-        <w:t>PSet</w:t>
-      </w:r>
-      <w:bookmarkEnd w:id="19"/>
-      <w:proofErr w:type="spellEnd"/>
-    </w:p>
-    <w:p>
-      <w:pPr>
-        <w:rPr>
-          <w:rFonts w:ascii="Times New Roman" w:hAnsi="Times New Roman" w:cs="Times New Roman"/>
-          <w:szCs w:val="21"/>
-        </w:rPr>
-      </w:pPr>
-      <w:r>
-        <w:rPr>
-          <w:rFonts w:ascii="Times New Roman" w:hAnsi="Times New Roman" w:cs="Times New Roman"/>
-          <w:szCs w:val="21"/>
-        </w:rPr>
-        <w:t>I used AI (DeepSeek and ChatGPT) throughout the design and development process in the following ways:</w:t>
-      </w:r>
-    </w:p>
-    <w:p>
-      <w:pPr>
-        <w:pStyle w:val="2"/>
-        <w:rPr>
-          <w:rFonts w:ascii="Times New Roman" w:hAnsi="Times New Roman" w:cs="Times New Roman"/>
-          <w:b/>
-          <w:bCs/>
-          <w:sz w:val="24"/>
-          <w:szCs w:val="24"/>
-        </w:rPr>
-      </w:pPr>
-      <w:bookmarkStart w:id="20" w:name="_Toc228731859"/>
-      <w:r>
-        <w:rPr>
-          <w:rFonts w:ascii="Times New Roman" w:hAnsi="Times New Roman" w:cs="Times New Roman"/>
-          <w:b/>
-          <w:bCs/>
-          <w:sz w:val="24"/>
-          <w:szCs w:val="24"/>
-        </w:rPr>
-        <w:t>Prompt engineering for in-game AI features</w:t>
-      </w:r>
-      <w:bookmarkEnd w:id="20"/>
-    </w:p>
-    <w:p>
-      <w:pPr>
-        <w:rPr>
-          <w:rFonts w:ascii="Times New Roman" w:hAnsi="Times New Roman" w:cs="Times New Roman"/>
-          <w:szCs w:val="21"/>
-        </w:rPr>
-      </w:pPr>
-      <w:r>
-        <w:rPr>
-          <w:rFonts w:ascii="Times New Roman" w:hAnsi="Times New Roman" w:cs="Times New Roman"/>
-          <w:szCs w:val="21"/>
-        </w:rPr>
-        <w:t>I iterated the STEM Story Coach prompt 4-5 times to reduce jargon and make it friendly for non-STEM students. Early versions were too technical; AI helped me simplify the language. For the Mission Generator prompt, I used AI to help structure the output format (easy/medium/challenging levels, teacher notes) based on examples of differentiated instruction.</w:t>
-      </w:r>
-    </w:p>
-    <w:p>
-      <w:pPr>
-        <w:rPr>
-          <w:rFonts w:ascii="Times New Roman" w:hAnsi="Times New Roman" w:cs="Times New Roman"/>
-          <w:szCs w:val="21"/>
-        </w:rPr>
-      </w:pPr>
-      <w:r>
-        <w:rPr>
-          <w:rFonts w:ascii="Times New Roman" w:hAnsi="Times New Roman" w:cs="Times New Roman"/>
-          <w:szCs w:val="21"/>
-        </w:rPr>
-        <w:t>The Reflection Mentor prompt was kept deliberately simple after AI suggested that "less is more" for reflection—too many instructions can overwhelm students.</w:t>
-      </w:r>
-    </w:p>
-    <w:p>
-      <w:pPr>
-        <w:rPr>
-          <w:rFonts w:ascii="Times New Roman" w:hAnsi="Times New Roman" w:cs="Times New Roman"/>
-          <w:szCs w:val="21"/>
-        </w:rPr>
-      </w:pPr>
-    </w:p>
-    <w:p>
-      <w:pPr>
-        <w:pStyle w:val="2"/>
-        <w:rPr>
-          <w:sz w:val="24"/>
-          <w:szCs w:val="24"/>
-        </w:rPr>
-      </w:pPr>
-      <w:bookmarkStart w:id="21" w:name="_Toc228731860"/>
-      <w:r>
-        <w:rPr>
-          <w:rFonts w:ascii="Times New Roman" w:hAnsi="Times New Roman" w:cs="Times New Roman"/>
-          <w:b/>
-          <w:bCs/>
-          <w:sz w:val="24"/>
-          <w:szCs w:val="24"/>
-        </w:rPr>
-        <w:t>Code debugging and logic troubleshooting</w:t>
-      </w:r>
-      <w:bookmarkEnd w:id="21"/>
-    </w:p>
-    <w:p>
-      <w:pPr>
-        <w:rPr>
-          <w:rFonts w:ascii="Times New Roman" w:hAnsi="Times New Roman" w:cs="Times New Roman"/>
-          <w:szCs w:val="21"/>
-        </w:rPr>
-      </w:pPr>
-      <w:r>
-        <w:rPr>
-          <w:rFonts w:ascii="Times New Roman" w:hAnsi="Times New Roman" w:cs="Times New Roman"/>
-          <w:szCs w:val="21"/>
-        </w:rPr>
-        <w:t>I got stuck with duplicate bottom bars in Step 4.2 (the orbit-bottom-bar appeared twice). AI helped me trace the issue to a misplaced closing tag in the template literal. AI assisted in understanding how to manage state transitions between Step 4.1, 4.2, and 4.3, particularly the logic for "</w:t>
-      </w:r>
-      <w:proofErr w:type="spellStart"/>
-      <w:r>
-        <w:rPr>
-          <w:rFonts w:ascii="Times New Roman" w:hAnsi="Times New Roman" w:cs="Times New Roman"/>
-          <w:szCs w:val="21"/>
-        </w:rPr>
-        <w:t>btnNextWaveDecor</w:t>
-      </w:r>
-      <w:proofErr w:type="spellEnd"/>
-      <w:r>
-        <w:rPr>
-          <w:rFonts w:ascii="Times New Roman" w:hAnsi="Times New Roman" w:cs="Times New Roman"/>
-          <w:szCs w:val="21"/>
-        </w:rPr>
-        <w:t>" and when to move to 4.3.</w:t>
-      </w:r>
-    </w:p>
-    <w:p>
-      <w:pPr>
-        <w:rPr>
-          <w:rFonts w:ascii="Times New Roman" w:hAnsi="Times New Roman" w:cs="Times New Roman"/>
-          <w:szCs w:val="21"/>
-        </w:rPr>
-      </w:pPr>
-      <w:r>
-        <w:rPr>
-          <w:rFonts w:ascii="Times New Roman" w:hAnsi="Times New Roman" w:cs="Times New Roman"/>
-          <w:szCs w:val="21"/>
-        </w:rPr>
-        <w:t>I used AI to explain JavaScript concepts like dataset attributes, template literals, and event delegation when I was confused.</w:t>
-      </w:r>
-    </w:p>
-    <w:p>
-      <w:pPr>
-        <w:rPr>
-          <w:rFonts w:ascii="Times New Roman" w:hAnsi="Times New Roman" w:cs="Times New Roman"/>
-          <w:szCs w:val="21"/>
-        </w:rPr>
-      </w:pPr>
-    </w:p>
-    <w:p>
-      <w:pPr>
-        <w:pStyle w:val="2"/>
-        <w:rPr>
-          <w:rFonts w:ascii="Times New Roman" w:hAnsi="Times New Roman" w:cs="Times New Roman"/>
-          <w:b/>
-          <w:bCs/>
-          <w:sz w:val="24"/>
-          <w:szCs w:val="24"/>
-        </w:rPr>
-      </w:pPr>
-      <w:bookmarkStart w:id="22" w:name="_Toc228731861"/>
-      <w:r>
-        <w:rPr>
-          <w:rFonts w:ascii="Times New Roman" w:hAnsi="Times New Roman" w:cs="Times New Roman"/>
-          <w:b/>
-          <w:bCs/>
-          <w:sz w:val="24"/>
-          <w:szCs w:val="24"/>
-        </w:rPr>
-        <w:t>Content brainstorming and enrichment</w:t>
-      </w:r>
-      <w:bookmarkEnd w:id="22"/>
-    </w:p>
-    <w:p>
-      <w:pPr>
-        <w:rPr>
-          <w:rFonts w:ascii="Times New Roman" w:hAnsi="Times New Roman" w:cs="Times New Roman"/>
-          <w:szCs w:val="21"/>
-        </w:rPr>
-      </w:pPr>
-      <w:r>
-        <w:rPr>
-          <w:rFonts w:ascii="Times New Roman" w:hAnsi="Times New Roman" w:cs="Times New Roman"/>
-          <w:szCs w:val="21"/>
-        </w:rPr>
-        <w:t>AI helped generate diverse Future Waves across six domains, ensuring a mix of technological and socio-humanity topics. For the SHOCK card pool, AI suggested scenarios that balance plausibility with dramatic tension (e.g., climate cascades, AI trust crises). AI also helped brainstorm the whole-person competency list (empathy, collaboration, creativity, etc.) and ensured they were age-</w:t>
-      </w:r>
-      <w:r>
-        <w:rPr>
-          <w:rFonts w:ascii="Times New Roman" w:hAnsi="Times New Roman" w:cs="Times New Roman"/>
-          <w:szCs w:val="21"/>
-        </w:rPr>
-        <w:lastRenderedPageBreak/>
-        <w:t>appropriate.</w:t>
-      </w:r>
-    </w:p>
-    <w:p>
-      <w:pPr>
-        <w:rPr>
-          <w:rFonts w:ascii="Times New Roman" w:hAnsi="Times New Roman" w:cs="Times New Roman"/>
-          <w:szCs w:val="21"/>
-        </w:rPr>
-      </w:pPr>
-    </w:p>
-    <w:p>
-      <w:pPr>
-        <w:pStyle w:val="2"/>
-        <w:rPr>
-          <w:rFonts w:ascii="Times New Roman" w:hAnsi="Times New Roman" w:cs="Times New Roman"/>
-          <w:b/>
-          <w:bCs/>
-          <w:sz w:val="24"/>
-          <w:szCs w:val="24"/>
-        </w:rPr>
-      </w:pPr>
-      <w:bookmarkStart w:id="23" w:name="_Toc228731862"/>
-      <w:r>
-        <w:rPr>
-          <w:rFonts w:ascii="Times New Roman" w:hAnsi="Times New Roman" w:cs="Times New Roman"/>
-          <w:b/>
-          <w:bCs/>
-          <w:sz w:val="24"/>
-          <w:szCs w:val="24"/>
-        </w:rPr>
-        <w:t>Design critique and alignment with learning objectives</w:t>
-      </w:r>
-      <w:bookmarkEnd w:id="23"/>
-    </w:p>
-    <w:p>
-      <w:pPr>
-        <w:rPr>
-          <w:rFonts w:ascii="Times New Roman" w:hAnsi="Times New Roman" w:cs="Times New Roman"/>
-          <w:szCs w:val="21"/>
-        </w:rPr>
-      </w:pPr>
-      <w:r>
-        <w:rPr>
-          <w:rFonts w:ascii="Times New Roman" w:hAnsi="Times New Roman" w:cs="Times New Roman"/>
-          <w:szCs w:val="21"/>
-        </w:rPr>
-        <w:t>I asked AI to "review my game design against the assignment requirements" to check if I was missing anything (e.g., ensuring non-STEM students are welcomed, making AI features meaningful). AI suggested adding the "step meaning" hints (</w:t>
-      </w:r>
-      <w:r>
-        <w:rPr>
-          <w:rFonts w:ascii="Segoe UI Emoji" w:hAnsi="Segoe UI Emoji" w:cs="Segoe UI Emoji"/>
-          <w:szCs w:val="21"/>
-        </w:rPr>
-        <w:t>🎯</w:t>
-      </w:r>
-      <w:r>
-        <w:rPr>
-          <w:rFonts w:ascii="Times New Roman" w:hAnsi="Times New Roman" w:cs="Times New Roman"/>
-          <w:szCs w:val="21"/>
-        </w:rPr>
-        <w:t>这一步的意义</w:t>
-      </w:r>
-      <w:r>
-        <w:rPr>
-          <w:rFonts w:ascii="Times New Roman" w:hAnsi="Times New Roman" w:cs="Times New Roman"/>
-          <w:szCs w:val="21"/>
-        </w:rPr>
-        <w:t>) to address the problem of students not understanding why each step matters—this became a key usability improvement.</w:t>
-      </w:r>
-    </w:p>
-    <w:p>
-      <w:pPr>
-        <w:rPr>
-          <w:rFonts w:ascii="Times New Roman" w:hAnsi="Times New Roman" w:cs="Times New Roman"/>
-          <w:szCs w:val="21"/>
-        </w:rPr>
-      </w:pPr>
-      <w:r>
-        <w:rPr>
-          <w:rFonts w:ascii="Times New Roman" w:hAnsi="Times New Roman" w:cs="Times New Roman"/>
-          <w:szCs w:val="21"/>
-        </w:rPr>
-        <w:t>I intentionally did not let AI "design the whole game for me." Instead, I treated AI as:</w:t>
-      </w:r>
-    </w:p>
-    <w:p>
-      <w:pPr>
-        <w:rPr>
-          <w:rFonts w:ascii="Times New Roman" w:hAnsi="Times New Roman" w:cs="Times New Roman"/>
-          <w:szCs w:val="21"/>
-        </w:rPr>
-      </w:pPr>
-      <w:r>
-        <w:rPr>
-          <w:rFonts w:ascii="Times New Roman" w:hAnsi="Times New Roman" w:cs="Times New Roman"/>
-          <w:szCs w:val="21"/>
-        </w:rPr>
-        <w:t>1. a co-writer for prompts and interface texts,</w:t>
-      </w:r>
-    </w:p>
-    <w:p>
-      <w:pPr>
-        <w:rPr>
-          <w:rFonts w:ascii="Times New Roman" w:hAnsi="Times New Roman" w:cs="Times New Roman"/>
-          <w:szCs w:val="21"/>
-        </w:rPr>
-      </w:pPr>
-      <w:r>
-        <w:rPr>
-          <w:rFonts w:ascii="Times New Roman" w:hAnsi="Times New Roman" w:cs="Times New Roman"/>
-          <w:szCs w:val="21"/>
-        </w:rPr>
-        <w:t>2. a debugging tutor when I got stuck,</w:t>
-      </w:r>
-    </w:p>
-    <w:p>
-      <w:pPr>
-        <w:rPr>
-          <w:rFonts w:ascii="Times New Roman" w:hAnsi="Times New Roman" w:cs="Times New Roman"/>
-          <w:szCs w:val="21"/>
-        </w:rPr>
-      </w:pPr>
-      <w:r>
-        <w:rPr>
-          <w:rFonts w:ascii="Times New Roman" w:hAnsi="Times New Roman" w:cs="Times New Roman"/>
-          <w:szCs w:val="21"/>
-        </w:rPr>
-        <w:t>3. a brainstorming partner for content,</w:t>
-      </w:r>
-    </w:p>
-    <w:p>
-      <w:pPr>
-        <w:rPr>
-          <w:rFonts w:ascii="Times New Roman" w:hAnsi="Times New Roman" w:cs="Times New Roman"/>
-          <w:szCs w:val="21"/>
-        </w:rPr>
-      </w:pPr>
-      <w:r>
-        <w:rPr>
-          <w:rFonts w:ascii="Times New Roman" w:hAnsi="Times New Roman" w:cs="Times New Roman"/>
-          <w:szCs w:val="21"/>
-        </w:rPr>
-        <w:t>4. a critical friend who helped me see blind spots in my design</w:t>
-      </w:r>
-    </w:p>
-    <w:p>
-      <w:pPr>
-        <w:pStyle w:val="1"/>
+      </w:pPr>
+      <w:bookmarkStart w:id="25" w:name="_Toc228731863"/>
+      <w:r>
         <w:rPr>
           <w:rFonts w:ascii="Times New Roman" w:hAnsi="Times New Roman" w:cs="Times New Roman"/>
           <w:b/>
@@ -9775,19 +9097,9 @@
           <w:sz w:val="32"/>
           <w:szCs w:val="32"/>
         </w:rPr>
-      </w:pPr>
-      <w:bookmarkStart w:id="24" w:name="_Toc228731863"/>
-      <w:r>
-        <w:rPr>
-          <w:rFonts w:ascii="Times New Roman" w:hAnsi="Times New Roman" w:cs="Times New Roman"/>
-          <w:b/>
-          <w:bCs/>
-          <w:sz w:val="32"/>
-          <w:szCs w:val="32"/>
-        </w:rPr>
         <w:t>Appendix: Quick Game Rules</w:t>
       </w:r>
-      <w:bookmarkEnd w:id="24"/>
+      <w:bookmarkEnd w:id="25"/>
     </w:p>
     <w:p>
       <w:pPr>
@@ -9917,7 +9229,7 @@
       </w:pPr>
     </w:p>
     <w:sectPr>
-      <w:footerReference w:type="default" r:id="rId6"/>
+      <w:footerReference w:type="default" r:id="rId8"/>
       <w:pgSz w:w="11906" w:h="16838"/>
       <w:pgMar w:top="1440" w:right="1800" w:bottom="1440" w:left="1800" w:header="851" w:footer="992" w:gutter="0"/>
       <w:pgNumType w:start="0"/>
@@ -9927,6 +9239,35 @@
     </w:sectPr>
   </w:body>
 </w:document>
+</file>
+
+<file path=word/endnotes.xml><?xml version="1.0" encoding="utf-8"?>
+<w:endnotes xmlns:wpc="http://schemas.microsoft.com/office/word/2010/wordprocessingCanvas" xmlns:cx="http://schemas.microsoft.com/office/drawing/2014/chartex" xmlns:cx1="http://schemas.microsoft.com/office/drawing/2015/9/8/chartex" xmlns:cx2="http://schemas.microsoft.com/office/drawing/2015/10/21/chartex" xmlns:cx3="http://schemas.microsoft.com/office/drawing/2016/5/9/chartex" xmlns:cx4="http://schemas.microsoft.com/office/drawing/2016/5/10/chartex" xmlns:cx5="http://schemas.microsoft.com/office/drawing/2016/5/11/chartex" xmlns:cx6="http://schemas.microsoft.com/office/drawing/2016/5/12/chartex" xmlns:cx7="http://schemas.microsoft.com/office/drawing/2016/5/13/chartex" xmlns:cx8="http://schemas.microsoft.com/office/drawing/2016/5/14/chartex" xmlns:mc="http://schemas.openxmlformats.org/markup-compatibility/2006" xmlns:aink="http://schemas.microsoft.com/office/drawing/2016/ink" xmlns:am3d="http://schemas.microsoft.com/office/drawing/2017/model3d" xmlns:o="urn:schemas-microsoft-com:office:office" xmlns:oel="http://schemas.microsoft.com/office/2019/extlst" xmlns:r="http://schemas.openxmlformats.org/officeDocument/2006/relationships" xmlns:m="http://schemas.openxmlformats.org/officeDocument/2006/math" xmlns:v="urn:schemas-microsoft-com:vml" xmlns:wp14="http://schemas.microsoft.com/office/word/2010/wordprocessingDrawing" xmlns:wp="http://schemas.openxmlformats.org/drawingml/2006/wordprocessingDrawing" xmlns:w10="urn:schemas-microsoft-com:office:word" xmlns:w="http://schemas.openxmlformats.org/wordprocessingml/2006/main" xmlns:w14="http://schemas.microsoft.com/office/word/2010/wordml" xmlns:w15="http://schemas.microsoft.com/office/word/2012/wordml" xmlns:w16cex="http://schemas.microsoft.com/office/word/2018/wordml/cex" xmlns:w16cid="http://schemas.microsoft.com/office/word/2016/wordml/cid" xmlns:w16="http://schemas.microsoft.com/office/word/2018/wordml" xmlns:w16du="http://schemas.microsoft.com/office/word/2023/wordml/word16du" xmlns:w16sdtdh="http://schemas.microsoft.com/office/word/2020/wordml/sdtdatahash" xmlns:w16sdtfl="http://schemas.microsoft.com/office/word/2024/wordml/sdtformatlock" xmlns:w16se="http://schemas.microsoft.com/office/word/2015/wordml/symex" xmlns:wpg="http://schemas.microsoft.com/office/word/2010/wordprocessingGroup" xmlns:wpi="http://schemas.microsoft.com/office/word/2010/wordprocessingInk" xmlns:wne="http://schemas.microsoft.com/office/word/2006/wordml" xmlns:wps="http://schemas.microsoft.com/office/word/2010/wordprocessingShape" mc:Ignorable="w14 w15 w16se w16cid w16 w16cex w16sdtdh w16sdtfl w16du wp14">
+  <w:endnote w:type="separator" w:id="-1">
+    <w:p>
+      <w:pPr>
+        <w:rPr>
+          <w:rFonts w:hint="eastAsia"/>
+        </w:rPr>
+      </w:pPr>
+      <w:r>
+        <w:separator/>
+      </w:r>
+    </w:p>
+  </w:endnote>
+  <w:endnote w:type="continuationSeparator" w:id="0">
+    <w:p>
+      <w:pPr>
+        <w:rPr>
+          <w:rFonts w:hint="eastAsia"/>
+        </w:rPr>
+      </w:pPr>
+      <w:r>
+        <w:continuationSeparator/>
+      </w:r>
+    </w:p>
+  </w:endnote>
+</w:endnotes>
 </file>
 
 <file path=word/footer1.xml><?xml version="1.0" encoding="utf-8"?>
@@ -9978,6 +9319,35 @@
     </w:pPr>
   </w:p>
 </w:ftr>
+</file>
+
+<file path=word/footnotes.xml><?xml version="1.0" encoding="utf-8"?>
+<w:footnotes xmlns:wpc="http://schemas.microsoft.com/office/word/2010/wordprocessingCanvas" xmlns:cx="http://schemas.microsoft.com/office/drawing/2014/chartex" xmlns:cx1="http://schemas.microsoft.com/office/drawing/2015/9/8/chartex" xmlns:cx2="http://schemas.microsoft.com/office/drawing/2015/10/21/chartex" xmlns:cx3="http://schemas.microsoft.com/office/drawing/2016/5/9/chartex" xmlns:cx4="http://schemas.microsoft.com/office/drawing/2016/5/10/chartex" xmlns:cx5="http://schemas.microsoft.com/office/drawing/2016/5/11/chartex" xmlns:cx6="http://schemas.microsoft.com/office/drawing/2016/5/12/chartex" xmlns:cx7="http://schemas.microsoft.com/office/drawing/2016/5/13/chartex" xmlns:cx8="http://schemas.microsoft.com/office/drawing/2016/5/14/chartex" xmlns:mc="http://schemas.openxmlformats.org/markup-compatibility/2006" xmlns:aink="http://schemas.microsoft.com/office/drawing/2016/ink" xmlns:am3d="http://schemas.microsoft.com/office/drawing/2017/model3d" xmlns:o="urn:schemas-microsoft-com:office:office" xmlns:oel="http://schemas.microsoft.com/office/2019/extlst" xmlns:r="http://schemas.openxmlformats.org/officeDocument/2006/relationships" xmlns:m="http://schemas.openxmlformats.org/officeDocument/2006/math" xmlns:v="urn:schemas-microsoft-com:vml" xmlns:wp14="http://schemas.microsoft.com/office/word/2010/wordprocessingDrawing" xmlns:wp="http://schemas.openxmlformats.org/drawingml/2006/wordprocessingDrawing" xmlns:w10="urn:schemas-microsoft-com:office:word" xmlns:w="http://schemas.openxmlformats.org/wordprocessingml/2006/main" xmlns:w14="http://schemas.microsoft.com/office/word/2010/wordml" xmlns:w15="http://schemas.microsoft.com/office/word/2012/wordml" xmlns:w16cex="http://schemas.microsoft.com/office/word/2018/wordml/cex" xmlns:w16cid="http://schemas.microsoft.com/office/word/2016/wordml/cid" xmlns:w16="http://schemas.microsoft.com/office/word/2018/wordml" xmlns:w16du="http://schemas.microsoft.com/office/word/2023/wordml/word16du" xmlns:w16sdtdh="http://schemas.microsoft.com/office/word/2020/wordml/sdtdatahash" xmlns:w16sdtfl="http://schemas.microsoft.com/office/word/2024/wordml/sdtformatlock" xmlns:w16se="http://schemas.microsoft.com/office/word/2015/wordml/symex" xmlns:wpg="http://schemas.microsoft.com/office/word/2010/wordprocessingGroup" xmlns:wpi="http://schemas.microsoft.com/office/word/2010/wordprocessingInk" xmlns:wne="http://schemas.microsoft.com/office/word/2006/wordml" xmlns:wps="http://schemas.microsoft.com/office/word/2010/wordprocessingShape" mc:Ignorable="w14 w15 w16se w16cid w16 w16cex w16sdtdh w16sdtfl w16du wp14">
+  <w:footnote w:type="separator" w:id="-1">
+    <w:p>
+      <w:pPr>
+        <w:rPr>
+          <w:rFonts w:hint="eastAsia"/>
+        </w:rPr>
+      </w:pPr>
+      <w:r>
+        <w:separator/>
+      </w:r>
+    </w:p>
+  </w:footnote>
+  <w:footnote w:type="continuationSeparator" w:id="0">
+    <w:p>
+      <w:pPr>
+        <w:rPr>
+          <w:rFonts w:hint="eastAsia"/>
+        </w:rPr>
+      </w:pPr>
+      <w:r>
+        <w:continuationSeparator/>
+      </w:r>
+    </w:p>
+  </w:footnote>
+</w:footnotes>
 </file>
 
 <file path=word/numbering.xml><?xml version="1.0" encoding="utf-8"?>
